--- a/hin/docx/021.content.docx
+++ b/hin/docx/021.content.docx
@@ -19,7 +19,7 @@
         <w:rPr>
           <w:lang w:val="hi_IN" w:bidi="hi_IN"/>
         </w:rPr>
-        <w:t>Resource: Tyndale Open Study Notes</w:t>
+        <w:t>Resource: Aquifer Open Study Notes (Profiles)</w:t>
       </w:r>
       <w:r>
         <w:rPr>
@@ -112,7 +112,7 @@
         <w:rPr>
           <w:lang w:val="hi_IN" w:bidi="hi_IN"/>
         </w:rPr>
-        <w:t>Tyndale Open Study Notes</w:t>
+        <w:t>Aquifer Open Study Notes (Profiles)</w:t>
       </w:r>
     </w:p>
     <w:p>

--- a/hin/docx/021.content.docx
+++ b/hin/docx/021.content.docx
@@ -233,18 +233,12 @@
         </w:rPr>
         <w:t>रहबाम, सुलैमान और अम्मोनी स्त्री के पुत्र थे (</w:t>
       </w:r>
-      <w:hyperlink r:id="rId13">
-        <w:r>
-          <w:rPr>
-            <w:lang w:val="hi_IN" w:bidi="hi_IN"/>
-          </w:rPr>
-          <w:rPr>
-            <w:color w:val="0000EE"/>
-            <w:u w:val="single"/>
-          </w:rPr>
-          <w:t>1 रा 14:21</w:t>
-        </w:r>
-      </w:hyperlink>
+      <w:r>
+        <w:rPr>
+          <w:lang w:val="hi_IN" w:bidi="hi_IN"/>
+        </w:rPr>
+        <w:t>1 रा 14:21</w:t>
+      </w:r>
       <w:r>
         <w:rPr>
           <w:lang w:val="hi_IN" w:bidi="hi_IN"/>
@@ -265,72 +259,48 @@
         </w:rPr>
         <w:t xml:space="preserve">931 ईसा पूर्व में सुलैमान की मृत्यु के बाद, यहूदा ने शीघ्र ही रहबाम को राजा बना लिया, लेकिन उत्तर के दस गोत्रों ने उनका समर्थन करने में संकोच किया। वे सुलैमान की कठोर नीतियों से छुटकारा चाहते थे (देखें </w:t>
       </w:r>
-      <w:hyperlink r:id="rId14">
-        <w:r>
-          <w:rPr>
-            <w:lang w:val="hi_IN" w:bidi="hi_IN"/>
-          </w:rPr>
-          <w:rPr>
-            <w:color w:val="0000EE"/>
-            <w:u w:val="single"/>
-          </w:rPr>
-          <w:t>1 रा 12:4</w:t>
-        </w:r>
-      </w:hyperlink>
+      <w:r>
+        <w:rPr>
+          <w:lang w:val="hi_IN" w:bidi="hi_IN"/>
+        </w:rPr>
+        <w:t>1 रा 12:4</w:t>
+      </w:r>
       <w:r>
         <w:rPr>
           <w:lang w:val="hi_IN" w:bidi="hi_IN"/>
         </w:rPr>
         <w:t xml:space="preserve">; </w:t>
       </w:r>
-      <w:hyperlink r:id="rId15">
-        <w:r>
-          <w:rPr>
-            <w:lang w:val="hi_IN" w:bidi="hi_IN"/>
-          </w:rPr>
-          <w:rPr>
-            <w:color w:val="0000EE"/>
-            <w:u w:val="single"/>
-          </w:rPr>
-          <w:t>2 इति 10:4</w:t>
-        </w:r>
-      </w:hyperlink>
+      <w:r>
+        <w:rPr>
+          <w:lang w:val="hi_IN" w:bidi="hi_IN"/>
+        </w:rPr>
+        <w:t>2 इति 10:4</w:t>
+      </w:r>
       <w:r>
         <w:rPr>
           <w:lang w:val="hi_IN" w:bidi="hi_IN"/>
         </w:rPr>
         <w:t>)। राजा के बूढ़े मंत्रियों ने उन्हें उनकी माँगों को मान लेने की सम्मति दी, लेकिन उन्होंने उनकी बात अनसुनी कर दी। इसके बदले, उसने अपने जवान मंत्रियों की मानी, जिन्होंने उनसे कहा कि वह अपने पिता से भी अधिक कठोर बने। तब उत्तर के गोत्रों ने बलवा किया और सुलैमान के सब कामों के पूर्व मुखिया, यारोबाम को अपना राजा बना लिया। रहबाम ने उत्तर को वश में करने के लिए युद्ध की योजना बनाई, लेकिन परमेश्वर ने भविष्यद्वक्ता शमायाह को उसे कहने के लिए भेजा कि यह प्रयास व्यर्थ होगा। यह विभाजन परमेश्वर का न्याय था (</w:t>
       </w:r>
-      <w:hyperlink r:id="rId16">
-        <w:r>
-          <w:rPr>
-            <w:lang w:val="hi_IN" w:bidi="hi_IN"/>
-          </w:rPr>
-          <w:rPr>
-            <w:color w:val="0000EE"/>
-            <w:u w:val="single"/>
-          </w:rPr>
-          <w:t>2 इति 11:1–4</w:t>
-        </w:r>
-      </w:hyperlink>
+      <w:r>
+        <w:rPr>
+          <w:lang w:val="hi_IN" w:bidi="hi_IN"/>
+        </w:rPr>
+        <w:t>2 इति 11:1–4</w:t>
+      </w:r>
       <w:r>
         <w:rPr>
           <w:lang w:val="hi_IN" w:bidi="hi_IN"/>
         </w:rPr>
         <w:t>)। इसलिए रहबाम यहूदा लौट आया और अपने राज्य की सीमाओं को दृढ़ किया (</w:t>
       </w:r>
-      <w:hyperlink r:id="rId17">
-        <w:r>
-          <w:rPr>
-            <w:lang w:val="hi_IN" w:bidi="hi_IN"/>
-          </w:rPr>
-          <w:rPr>
-            <w:color w:val="0000EE"/>
-            <w:u w:val="single"/>
-          </w:rPr>
-          <w:t>2 इति 11:5–12</w:t>
-        </w:r>
-      </w:hyperlink>
+      <w:r>
+        <w:rPr>
+          <w:lang w:val="hi_IN" w:bidi="hi_IN"/>
+        </w:rPr>
+        <w:t>2 इति 11:5–12</w:t>
+      </w:r>
       <w:r>
         <w:rPr>
           <w:lang w:val="hi_IN" w:bidi="hi_IN"/>
@@ -351,90 +321,60 @@
         </w:rPr>
         <w:t>जब यारोबाम ने उत्तरी राज्य में एक नया झूठा धर्म शुरू किया, तब याजक और लेवी यहूदा की ओर चले गए। उन्होंने वहाँ के आत्मिक जीवन को दृढ़ किया और यहूदा को स्थिर बनाए रखने में सहायता की (</w:t>
       </w:r>
-      <w:hyperlink r:id="rId18">
-        <w:r>
-          <w:rPr>
-            <w:lang w:val="hi_IN" w:bidi="hi_IN"/>
-          </w:rPr>
-          <w:rPr>
-            <w:color w:val="0000EE"/>
-            <w:u w:val="single"/>
-          </w:rPr>
-          <w:t>2 इति 11:13–17</w:t>
-        </w:r>
-      </w:hyperlink>
+      <w:r>
+        <w:rPr>
+          <w:lang w:val="hi_IN" w:bidi="hi_IN"/>
+        </w:rPr>
+        <w:t>2 इति 11:13–17</w:t>
+      </w:r>
       <w:r>
         <w:rPr>
           <w:lang w:val="hi_IN" w:bidi="hi_IN"/>
         </w:rPr>
         <w:t>)। हालाँकि, बाद में रहबाम भी मूर्तिपूजा की ओर मुड़ गया। यहूदा के लोगों ने देशभर में ऊँचे स्थान और अन्यजातियों के मन्दिर बना लिए और आस-पास की जातियों के घिनौने कामों को अपनाने लगे (</w:t>
       </w:r>
-      <w:hyperlink r:id="rId19">
-        <w:r>
-          <w:rPr>
-            <w:lang w:val="hi_IN" w:bidi="hi_IN"/>
-          </w:rPr>
-          <w:rPr>
-            <w:color w:val="0000EE"/>
-            <w:u w:val="single"/>
-          </w:rPr>
-          <w:t>1 रा 14:22–24</w:t>
-        </w:r>
-      </w:hyperlink>
+      <w:r>
+        <w:rPr>
+          <w:lang w:val="hi_IN" w:bidi="hi_IN"/>
+        </w:rPr>
+        <w:t>1 रा 14:22–24</w:t>
+      </w:r>
       <w:r>
         <w:rPr>
           <w:lang w:val="hi_IN" w:bidi="hi_IN"/>
         </w:rPr>
         <w:t>)। परमेश्वर ने रहबाम का साथ छोड़ दिया, जिससे वह असुरक्षित हो गया, जब 926–925 ईसा पूर्व में मिस्र के राजा शीशक ने यहूदा पर चढ़ाई की और यहोवा के भवन से कई अनमोल वस्तुएँ उठा ले गया (</w:t>
       </w:r>
-      <w:hyperlink r:id="rId20">
-        <w:r>
-          <w:rPr>
-            <w:lang w:val="hi_IN" w:bidi="hi_IN"/>
-          </w:rPr>
-          <w:rPr>
-            <w:color w:val="0000EE"/>
-            <w:u w:val="single"/>
-          </w:rPr>
-          <w:t>1 रा 14:25–26</w:t>
-        </w:r>
-      </w:hyperlink>
+      <w:r>
+        <w:rPr>
+          <w:lang w:val="hi_IN" w:bidi="hi_IN"/>
+        </w:rPr>
+        <w:t>1 रा 14:25–26</w:t>
+      </w:r>
       <w:r>
         <w:rPr>
           <w:lang w:val="hi_IN" w:bidi="hi_IN"/>
         </w:rPr>
         <w:t xml:space="preserve">; </w:t>
       </w:r>
-      <w:hyperlink r:id="rId21">
-        <w:r>
-          <w:rPr>
-            <w:lang w:val="hi_IN" w:bidi="hi_IN"/>
-          </w:rPr>
-          <w:rPr>
-            <w:color w:val="0000EE"/>
-            <w:u w:val="single"/>
-          </w:rPr>
-          <w:t>2 इति 12:1–5</w:t>
-        </w:r>
-      </w:hyperlink>
+      <w:r>
+        <w:rPr>
+          <w:lang w:val="hi_IN" w:bidi="hi_IN"/>
+        </w:rPr>
+        <w:t>2 इति 12:1–5</w:t>
+      </w:r>
       <w:r>
         <w:rPr>
           <w:lang w:val="hi_IN" w:bidi="hi_IN"/>
         </w:rPr>
         <w:t>)। रहबाम ने फिर सुलैमान की सोने की ढालों को पीतल की ढालों से बदल दिया (</w:t>
       </w:r>
-      <w:hyperlink r:id="rId22">
-        <w:r>
-          <w:rPr>
-            <w:lang w:val="hi_IN" w:bidi="hi_IN"/>
-          </w:rPr>
-          <w:rPr>
-            <w:color w:val="0000EE"/>
-            <w:u w:val="single"/>
-          </w:rPr>
-          <w:t>1 रा 14:27</w:t>
-        </w:r>
-      </w:hyperlink>
+      <w:r>
+        <w:rPr>
+          <w:lang w:val="hi_IN" w:bidi="hi_IN"/>
+        </w:rPr>
+        <w:t>1 रा 14:27</w:t>
+      </w:r>
       <w:r>
         <w:rPr>
           <w:lang w:val="hi_IN" w:bidi="hi_IN"/>
@@ -464,54 +404,36 @@
           <w:lang w:val="hi_IN" w:bidi="hi_IN"/>
         </w:rPr>
       </w:r>
-      <w:hyperlink r:id="rId23">
-        <w:r>
-          <w:rPr>
-            <w:lang w:val="hi_IN" w:bidi="hi_IN"/>
-          </w:rPr>
-          <w:rPr>
-            <w:color w:val="0000EE"/>
-            <w:u w:val="single"/>
-          </w:rPr>
-          <w:t>1 राजाओं 12:1–24</w:t>
-        </w:r>
-      </w:hyperlink>
+      <w:r>
+        <w:rPr>
+          <w:lang w:val="hi_IN" w:bidi="hi_IN"/>
+        </w:rPr>
+        <w:t>1 राजाओं 12:1–24</w:t>
+      </w:r>
       <w:r>
         <w:rPr>
           <w:lang w:val="hi_IN" w:bidi="hi_IN"/>
         </w:rPr>
         <w:t xml:space="preserve">; </w:t>
       </w:r>
-      <w:hyperlink r:id="rId24">
-        <w:r>
-          <w:rPr>
-            <w:lang w:val="hi_IN" w:bidi="hi_IN"/>
-          </w:rPr>
-          <w:rPr>
-            <w:color w:val="0000EE"/>
-            <w:u w:val="single"/>
-          </w:rPr>
-          <w:t>14:21–31</w:t>
-        </w:r>
-      </w:hyperlink>
+      <w:r>
+        <w:rPr>
+          <w:lang w:val="hi_IN" w:bidi="hi_IN"/>
+        </w:rPr>
+        <w:t>14:21–31</w:t>
+      </w:r>
       <w:r>
         <w:rPr>
           <w:lang w:val="hi_IN" w:bidi="hi_IN"/>
         </w:rPr>
         <w:t xml:space="preserve">; </w:t>
       </w:r>
-      <w:hyperlink r:id="rId25">
-        <w:r>
-          <w:rPr>
-            <w:lang w:val="hi_IN" w:bidi="hi_IN"/>
-          </w:rPr>
-          <w:rPr>
-            <w:color w:val="0000EE"/>
-            <w:u w:val="single"/>
-          </w:rPr>
-          <w:t>2 इतिहास 9:31–12:16</w:t>
-        </w:r>
-      </w:hyperlink>
+      <w:r>
+        <w:rPr>
+          <w:lang w:val="hi_IN" w:bidi="hi_IN"/>
+        </w:rPr>
+        <w:t>2 इतिहास 9:31–12:16</w:t>
+      </w:r>
       <w:r>
         <w:rPr>
           <w:lang w:val="hi_IN" w:bidi="hi_IN"/>
@@ -594,36 +516,24 @@
         </w:rPr>
         <w:t>राहाब की भेदियों के साथ की गई शर्त, इस्राएल के परमेश्वर, यहोवा में उनके विश्वास की एक दृढ़ अभिव्यक्ति थी (</w:t>
       </w:r>
-      <w:hyperlink r:id="rId26">
-        <w:r>
-          <w:rPr>
-            <w:lang w:val="hi_IN" w:bidi="hi_IN"/>
-          </w:rPr>
-          <w:rPr>
-            <w:color w:val="0000EE"/>
-            <w:u w:val="single"/>
-          </w:rPr>
-          <w:t>यहो 2:8–21</w:t>
-        </w:r>
-      </w:hyperlink>
+      <w:r>
+        <w:rPr>
+          <w:lang w:val="hi_IN" w:bidi="hi_IN"/>
+        </w:rPr>
+        <w:t>यहो 2:8–21</w:t>
+      </w:r>
       <w:r>
         <w:rPr>
           <w:lang w:val="hi_IN" w:bidi="hi_IN"/>
         </w:rPr>
         <w:t>)। एक कनानी स्त्री होने के कारण, राहाब सम्भवतः बाल के उर्वरता पंथ और जो तूफानों और वर्षा का देवता तथा उसकी साथी पृथ्वी की देवी अशेरा का पालन करती थी। हालांकि, जब उन्होंने इस्राएल का अपने देश की ओर बढ़ने के विषय में सुना, तो उसने यह समझ लिया कि यहोवा, इस्राएल का परमेश्वर, "ऊपर के आकाश का और नीचे की पृथ्वी का परमेश्वर" हैं (</w:t>
       </w:r>
-      <w:hyperlink r:id="rId27">
-        <w:r>
-          <w:rPr>
-            <w:lang w:val="hi_IN" w:bidi="hi_IN"/>
-          </w:rPr>
-          <w:rPr>
-            <w:color w:val="0000EE"/>
-            <w:u w:val="single"/>
-          </w:rPr>
-          <w:t>यहो 2:11</w:t>
-        </w:r>
-      </w:hyperlink>
+      <w:r>
+        <w:rPr>
+          <w:lang w:val="hi_IN" w:bidi="hi_IN"/>
+        </w:rPr>
+        <w:t>यहो 2:11</w:t>
+      </w:r>
       <w:r>
         <w:rPr>
           <w:lang w:val="hi_IN" w:bidi="hi_IN"/>
@@ -644,90 +554,60 @@
         </w:rPr>
         <w:t>यहोशू द्वारा यरीहो पर अधिकार करने के बाद, राहाब ने यहूदा के गोत्र से सलमोन से विवाह किया। उनका एक पुत्र हुआ जिनका नाम बोअज था (</w:t>
       </w:r>
-      <w:hyperlink r:id="rId28">
-        <w:r>
-          <w:rPr>
-            <w:lang w:val="hi_IN" w:bidi="hi_IN"/>
-          </w:rPr>
-          <w:rPr>
-            <w:color w:val="0000EE"/>
-            <w:u w:val="single"/>
-          </w:rPr>
-          <w:t>रूत 4:21</w:t>
-        </w:r>
-      </w:hyperlink>
+      <w:r>
+        <w:rPr>
+          <w:lang w:val="hi_IN" w:bidi="hi_IN"/>
+        </w:rPr>
+        <w:t>रूत 4:21</w:t>
+      </w:r>
       <w:r>
         <w:rPr>
           <w:lang w:val="hi_IN" w:bidi="hi_IN"/>
         </w:rPr>
         <w:t xml:space="preserve">; </w:t>
       </w:r>
-      <w:hyperlink r:id="rId29">
-        <w:r>
-          <w:rPr>
-            <w:lang w:val="hi_IN" w:bidi="hi_IN"/>
-          </w:rPr>
-          <w:rPr>
-            <w:color w:val="0000EE"/>
-            <w:u w:val="single"/>
-          </w:rPr>
-          <w:t>मत्ती 1:5</w:t>
-        </w:r>
-      </w:hyperlink>
+      <w:r>
+        <w:rPr>
+          <w:lang w:val="hi_IN" w:bidi="hi_IN"/>
+        </w:rPr>
+        <w:t>मत्ती 1:5</w:t>
+      </w:r>
       <w:r>
         <w:rPr>
           <w:lang w:val="hi_IN" w:bidi="hi_IN"/>
         </w:rPr>
         <w:t>)। राहाब रूत की सास बनी, एक और अन्यजाति स्त्री इस्राएल में जुड़ गई। राहाब राजा दाऊद की परदादी भी थी। उन्हें मूसा, दाऊद, शिमशोन और शमूएल के साथ उन उदाहरणों की सूची में रखा गया है जिन्होंने अपने अच्छे कामों के द्वारा विश्वास को प्रगट किया (</w:t>
       </w:r>
-      <w:hyperlink r:id="rId30">
-        <w:r>
-          <w:rPr>
-            <w:lang w:val="hi_IN" w:bidi="hi_IN"/>
-          </w:rPr>
-          <w:rPr>
-            <w:color w:val="0000EE"/>
-            <w:u w:val="single"/>
-          </w:rPr>
-          <w:t>इब्रा 11:31</w:t>
-        </w:r>
-      </w:hyperlink>
+      <w:r>
+        <w:rPr>
+          <w:lang w:val="hi_IN" w:bidi="hi_IN"/>
+        </w:rPr>
+        <w:t>इब्रा 11:31</w:t>
+      </w:r>
       <w:r>
         <w:rPr>
           <w:lang w:val="hi_IN" w:bidi="hi_IN"/>
         </w:rPr>
         <w:t xml:space="preserve">; </w:t>
       </w:r>
-      <w:hyperlink r:id="rId31">
-        <w:r>
-          <w:rPr>
-            <w:lang w:val="hi_IN" w:bidi="hi_IN"/>
-          </w:rPr>
-          <w:rPr>
-            <w:color w:val="0000EE"/>
-            <w:u w:val="single"/>
-          </w:rPr>
-          <w:t>याकू 2:25</w:t>
-        </w:r>
-      </w:hyperlink>
+      <w:r>
+        <w:rPr>
+          <w:lang w:val="hi_IN" w:bidi="hi_IN"/>
+        </w:rPr>
+        <w:t>याकू 2:25</w:t>
+      </w:r>
       <w:r>
         <w:rPr>
           <w:lang w:val="hi_IN" w:bidi="hi_IN"/>
         </w:rPr>
         <w:t>)। राहाब उन पाँच स्त्रियों में से एक है, जिनका उल्लेख मत्ती में यीशु की वंशावली में किया गया है, जिसमें मरियम भी सम्मिलित है, जो परमेश्वर के पुत्र का मानवीय वंश-वृक्ष है (</w:t>
       </w:r>
-      <w:hyperlink r:id="rId29">
-        <w:r>
-          <w:rPr>
-            <w:lang w:val="hi_IN" w:bidi="hi_IN"/>
-          </w:rPr>
-          <w:rPr>
-            <w:color w:val="0000EE"/>
-            <w:u w:val="single"/>
-          </w:rPr>
-          <w:t>मत्ती 1:5</w:t>
-        </w:r>
-      </w:hyperlink>
+      <w:r>
+        <w:rPr>
+          <w:lang w:val="hi_IN" w:bidi="hi_IN"/>
+        </w:rPr>
+        <w:t>मत्ती 1:5</w:t>
+      </w:r>
       <w:r>
         <w:rPr>
           <w:lang w:val="hi_IN" w:bidi="hi_IN"/>
@@ -757,108 +637,72 @@
           <w:lang w:val="hi_IN" w:bidi="hi_IN"/>
         </w:rPr>
       </w:r>
-      <w:hyperlink r:id="rId32">
-        <w:r>
-          <w:rPr>
-            <w:lang w:val="hi_IN" w:bidi="hi_IN"/>
-          </w:rPr>
-          <w:rPr>
-            <w:color w:val="0000EE"/>
-            <w:u w:val="single"/>
-          </w:rPr>
-          <w:t>यहोशू 2:1–21</w:t>
-        </w:r>
-      </w:hyperlink>
+      <w:r>
+        <w:rPr>
+          <w:lang w:val="hi_IN" w:bidi="hi_IN"/>
+        </w:rPr>
+        <w:t>यहोशू 2:1–21</w:t>
+      </w:r>
       <w:r>
         <w:rPr>
           <w:lang w:val="hi_IN" w:bidi="hi_IN"/>
         </w:rPr>
         <w:t xml:space="preserve">; </w:t>
       </w:r>
-      <w:hyperlink r:id="rId33">
-        <w:r>
-          <w:rPr>
-            <w:lang w:val="hi_IN" w:bidi="hi_IN"/>
-          </w:rPr>
-          <w:rPr>
-            <w:color w:val="0000EE"/>
-            <w:u w:val="single"/>
-          </w:rPr>
-          <w:t>6:17</w:t>
-        </w:r>
-      </w:hyperlink>
+      <w:r>
+        <w:rPr>
+          <w:lang w:val="hi_IN" w:bidi="hi_IN"/>
+        </w:rPr>
+        <w:t>6:17</w:t>
+      </w:r>
       <w:r>
         <w:rPr>
           <w:lang w:val="hi_IN" w:bidi="hi_IN"/>
         </w:rPr>
         <w:t xml:space="preserve">, </w:t>
       </w:r>
-      <w:hyperlink r:id="rId34">
-        <w:r>
-          <w:rPr>
-            <w:lang w:val="hi_IN" w:bidi="hi_IN"/>
-          </w:rPr>
-          <w:rPr>
-            <w:color w:val="0000EE"/>
-            <w:u w:val="single"/>
-          </w:rPr>
-          <w:t>22–25</w:t>
-        </w:r>
-      </w:hyperlink>
+      <w:r>
+        <w:rPr>
+          <w:lang w:val="hi_IN" w:bidi="hi_IN"/>
+        </w:rPr>
+        <w:t>22–25</w:t>
+      </w:r>
       <w:r>
         <w:rPr>
           <w:lang w:val="hi_IN" w:bidi="hi_IN"/>
         </w:rPr>
         <w:t xml:space="preserve">; </w:t>
       </w:r>
-      <w:hyperlink r:id="rId29">
-        <w:r>
-          <w:rPr>
-            <w:lang w:val="hi_IN" w:bidi="hi_IN"/>
-          </w:rPr>
-          <w:rPr>
-            <w:color w:val="0000EE"/>
-            <w:u w:val="single"/>
-          </w:rPr>
-          <w:t>मत्ती 1:5</w:t>
-        </w:r>
-      </w:hyperlink>
+      <w:r>
+        <w:rPr>
+          <w:lang w:val="hi_IN" w:bidi="hi_IN"/>
+        </w:rPr>
+        <w:t>मत्ती 1:5</w:t>
+      </w:r>
       <w:r>
         <w:rPr>
           <w:lang w:val="hi_IN" w:bidi="hi_IN"/>
         </w:rPr>
         <w:t xml:space="preserve">; </w:t>
       </w:r>
-      <w:hyperlink r:id="rId30">
-        <w:r>
-          <w:rPr>
-            <w:lang w:val="hi_IN" w:bidi="hi_IN"/>
-          </w:rPr>
-          <w:rPr>
-            <w:color w:val="0000EE"/>
-            <w:u w:val="single"/>
-          </w:rPr>
-          <w:t>इब्रानियों 11:31</w:t>
-        </w:r>
-      </w:hyperlink>
+      <w:r>
+        <w:rPr>
+          <w:lang w:val="hi_IN" w:bidi="hi_IN"/>
+        </w:rPr>
+        <w:t>इब्रानियों 11:31</w:t>
+      </w:r>
       <w:r>
         <w:rPr>
           <w:lang w:val="hi_IN" w:bidi="hi_IN"/>
         </w:rPr>
         <w:t xml:space="preserve">; </w:t>
       </w:r>
-      <w:hyperlink r:id="rId31">
-        <w:r>
-          <w:rPr>
-            <w:lang w:val="hi_IN" w:bidi="hi_IN"/>
-          </w:rPr>
-          <w:rPr>
-            <w:color w:val="0000EE"/>
-            <w:u w:val="single"/>
-          </w:rPr>
-          <w:t>याकूब 2:25</w:t>
-        </w:r>
-      </w:hyperlink>
+      <w:r>
+        <w:rPr>
+          <w:lang w:val="hi_IN" w:bidi="hi_IN"/>
+        </w:rPr>
+        <w:t>याकूब 2:25</w:t>
+      </w:r>
     </w:p>
     <w:p>
       <w:pPr/>
@@ -923,18 +767,12 @@
         </w:rPr>
         <w:t>राहेल, लाबान की छोटी बेटी थी। वह सुन्दर थी और याकूब उन्हें अपनी अन्य पत्नियों से अधिक प्रेम करते थे। उन्होंने पहली बार उसे तब देखा जब वह हारान के पद्दनराम पहुँचे। उन्होंने एक कुएँ के मुँह से पत्थर हटाने में उनकी सहायता की और उनके पिता की भेड़-बकरियों को पानी पिलाया (</w:t>
       </w:r>
-      <w:hyperlink r:id="rId35">
-        <w:r>
-          <w:rPr>
-            <w:lang w:val="hi_IN" w:bidi="hi_IN"/>
-          </w:rPr>
-          <w:rPr>
-            <w:color w:val="0000EE"/>
-            <w:u w:val="single"/>
-          </w:rPr>
-          <w:t>उत 29:10</w:t>
-        </w:r>
-      </w:hyperlink>
+      <w:r>
+        <w:rPr>
+          <w:lang w:val="hi_IN" w:bidi="hi_IN"/>
+        </w:rPr>
+        <w:t>उत 29:10</w:t>
+      </w:r>
       <w:r>
         <w:rPr>
           <w:lang w:val="hi_IN" w:bidi="hi_IN"/>
@@ -955,72 +793,48 @@
         </w:rPr>
         <w:t>लाबान ने याकूब को धोखा देकर पहले अपनी बड़ी और कम आकर्षक बेटी लिआ से विवाह करा दिया और फिर उन्हें राहेल से विवाह करने की अनुमति दी। लिआ के विपरीत, राहेल शुरुआत में सन्तान उत्पन्न नहीं कर सकी (</w:t>
       </w:r>
-      <w:hyperlink r:id="rId36">
-        <w:r>
-          <w:rPr>
-            <w:lang w:val="hi_IN" w:bidi="hi_IN"/>
-          </w:rPr>
-          <w:rPr>
-            <w:color w:val="0000EE"/>
-            <w:u w:val="single"/>
-          </w:rPr>
-          <w:t>उत 29:31</w:t>
-        </w:r>
-      </w:hyperlink>
+      <w:r>
+        <w:rPr>
+          <w:lang w:val="hi_IN" w:bidi="hi_IN"/>
+        </w:rPr>
+        <w:t>उत 29:31</w:t>
+      </w:r>
       <w:r>
         <w:rPr>
           <w:lang w:val="hi_IN" w:bidi="hi_IN"/>
         </w:rPr>
         <w:t xml:space="preserve">; </w:t>
       </w:r>
-      <w:hyperlink r:id="rId37">
-        <w:r>
-          <w:rPr>
-            <w:lang w:val="hi_IN" w:bidi="hi_IN"/>
-          </w:rPr>
-          <w:rPr>
-            <w:color w:val="0000EE"/>
-            <w:u w:val="single"/>
-          </w:rPr>
-          <w:t>30:1</w:t>
-        </w:r>
-      </w:hyperlink>
+      <w:r>
+        <w:rPr>
+          <w:lang w:val="hi_IN" w:bidi="hi_IN"/>
+        </w:rPr>
+        <w:t>30:1</w:t>
+      </w:r>
       <w:r>
         <w:rPr>
           <w:lang w:val="hi_IN" w:bidi="hi_IN"/>
         </w:rPr>
         <w:t>)। उन्होंने अपनी दासी बिल्हा को याकूब को दिया ताकि वह उनके लिए सन्तान उत्पन्न कर सके, जिसके परिणामस्वरूप दान और नप्ताली का जन्म हुआ (</w:t>
       </w:r>
-      <w:hyperlink r:id="rId38">
-        <w:r>
-          <w:rPr>
-            <w:lang w:val="hi_IN" w:bidi="hi_IN"/>
-          </w:rPr>
-          <w:rPr>
-            <w:color w:val="0000EE"/>
-            <w:u w:val="single"/>
-          </w:rPr>
-          <w:t>उत 30:3–8</w:t>
-        </w:r>
-      </w:hyperlink>
+      <w:r>
+        <w:rPr>
+          <w:lang w:val="hi_IN" w:bidi="hi_IN"/>
+        </w:rPr>
+        <w:t>उत 30:3–8</w:t>
+      </w:r>
       <w:r>
         <w:rPr>
           <w:lang w:val="hi_IN" w:bidi="hi_IN"/>
         </w:rPr>
         <w:t>)। अन्ततः, राहेल गर्भवती हुईं और यूसुफ को जन्म दिया (</w:t>
       </w:r>
-      <w:hyperlink r:id="rId39">
-        <w:r>
-          <w:rPr>
-            <w:lang w:val="hi_IN" w:bidi="hi_IN"/>
-          </w:rPr>
-          <w:rPr>
-            <w:color w:val="0000EE"/>
-            <w:u w:val="single"/>
-          </w:rPr>
-          <w:t>उत 30:22–24</w:t>
-        </w:r>
-      </w:hyperlink>
+      <w:r>
+        <w:rPr>
+          <w:lang w:val="hi_IN" w:bidi="hi_IN"/>
+        </w:rPr>
+        <w:t>उत 30:22–24</w:t>
+      </w:r>
       <w:r>
         <w:rPr>
           <w:lang w:val="hi_IN" w:bidi="hi_IN"/>
@@ -1041,90 +855,60 @@
         </w:rPr>
         <w:t>बेतेल और बैतलहम के बीच, राहेल की मृत्यु बिन्यामीन को जन्म देते समय हुई (</w:t>
       </w:r>
-      <w:hyperlink r:id="rId40">
-        <w:r>
-          <w:rPr>
-            <w:lang w:val="hi_IN" w:bidi="hi_IN"/>
-          </w:rPr>
-          <w:rPr>
-            <w:color w:val="0000EE"/>
-            <w:u w:val="single"/>
-          </w:rPr>
-          <w:t>उत 35:16–20</w:t>
-        </w:r>
-      </w:hyperlink>
+      <w:r>
+        <w:rPr>
+          <w:lang w:val="hi_IN" w:bidi="hi_IN"/>
+        </w:rPr>
+        <w:t>उत 35:16–20</w:t>
+      </w:r>
       <w:r>
         <w:rPr>
           <w:lang w:val="hi_IN" w:bidi="hi_IN"/>
         </w:rPr>
         <w:t>)। याकूब ने उनकी कब्र पर एक खम्भा खड़ा किया, जो शाऊल के समय तक एक पहचान चिह्न के रूप में बना रहा (</w:t>
       </w:r>
-      <w:hyperlink r:id="rId41">
-        <w:r>
-          <w:rPr>
-            <w:lang w:val="hi_IN" w:bidi="hi_IN"/>
-          </w:rPr>
-          <w:rPr>
-            <w:color w:val="0000EE"/>
-            <w:u w:val="single"/>
-          </w:rPr>
-          <w:t>1 शमू 10:2</w:t>
-        </w:r>
-      </w:hyperlink>
+      <w:r>
+        <w:rPr>
+          <w:lang w:val="hi_IN" w:bidi="hi_IN"/>
+        </w:rPr>
+        <w:t>1 शमू 10:2</w:t>
+      </w:r>
       <w:r>
         <w:rPr>
           <w:lang w:val="hi_IN" w:bidi="hi_IN"/>
         </w:rPr>
         <w:t>)। इस्राएल के घराने की दो उपजानेवाली राहेल और लिआ सम्मानित किए जाते हैं (</w:t>
       </w:r>
-      <w:hyperlink r:id="rId42">
-        <w:r>
-          <w:rPr>
-            <w:lang w:val="hi_IN" w:bidi="hi_IN"/>
-          </w:rPr>
-          <w:rPr>
-            <w:color w:val="0000EE"/>
-            <w:u w:val="single"/>
-          </w:rPr>
-          <w:t>रूत 4:11</w:t>
-        </w:r>
-      </w:hyperlink>
+      <w:r>
+        <w:rPr>
+          <w:lang w:val="hi_IN" w:bidi="hi_IN"/>
+        </w:rPr>
+        <w:t>रूत 4:11</w:t>
+      </w:r>
       <w:r>
         <w:rPr>
           <w:lang w:val="hi_IN" w:bidi="hi_IN"/>
         </w:rPr>
         <w:t xml:space="preserve">)। </w:t>
       </w:r>
-      <w:hyperlink r:id="rId43">
-        <w:r>
-          <w:rPr>
-            <w:lang w:val="hi_IN" w:bidi="hi_IN"/>
-          </w:rPr>
-          <w:rPr>
-            <w:color w:val="0000EE"/>
-            <w:u w:val="single"/>
-          </w:rPr>
-          <w:t>यिर्मयाह 31:15</w:t>
-        </w:r>
-      </w:hyperlink>
+      <w:r>
+        <w:rPr>
+          <w:lang w:val="hi_IN" w:bidi="hi_IN"/>
+        </w:rPr>
+        <w:t>यिर्मयाह 31:15</w:t>
+      </w:r>
       <w:r>
         <w:rPr>
           <w:lang w:val="hi_IN" w:bidi="hi_IN"/>
         </w:rPr>
         <w:t xml:space="preserve"> में, राहेल को अपने बालकों के लिए रोते हुए दिखाया गया है जिन्हें बँधुआई में ले जाया गया था। मत्ती हेरोदेस द्वारा प्रभु यीशु के जन्म के तुरन्त बाद बैतलहम के आस-पास के स्थानों के सब लड़के शिशुओं की हत्या के सन्दर्भ में यिर्मयाह के इन शब्दों का उल्लेख किया है (</w:t>
       </w:r>
-      <w:hyperlink r:id="rId44">
-        <w:r>
-          <w:rPr>
-            <w:lang w:val="hi_IN" w:bidi="hi_IN"/>
-          </w:rPr>
-          <w:rPr>
-            <w:color w:val="0000EE"/>
-            <w:u w:val="single"/>
-          </w:rPr>
-          <w:t>मत्ती 2:16–18</w:t>
-        </w:r>
-      </w:hyperlink>
+      <w:r>
+        <w:rPr>
+          <w:lang w:val="hi_IN" w:bidi="hi_IN"/>
+        </w:rPr>
+        <w:t>मत्ती 2:16–18</w:t>
+      </w:r>
       <w:r>
         <w:rPr>
           <w:lang w:val="hi_IN" w:bidi="hi_IN"/>
@@ -1154,198 +938,132 @@
           <w:lang w:val="hi_IN" w:bidi="hi_IN"/>
         </w:rPr>
       </w:r>
-      <w:hyperlink r:id="rId45">
-        <w:r>
-          <w:rPr>
-            <w:lang w:val="hi_IN" w:bidi="hi_IN"/>
-          </w:rPr>
-          <w:rPr>
-            <w:color w:val="0000EE"/>
-            <w:u w:val="single"/>
-          </w:rPr>
-          <w:t>उत्पत्ति 29:6–30:24</w:t>
-        </w:r>
-      </w:hyperlink>
+      <w:r>
+        <w:rPr>
+          <w:lang w:val="hi_IN" w:bidi="hi_IN"/>
+        </w:rPr>
+        <w:t>उत्पत्ति 29:6–30:24</w:t>
+      </w:r>
       <w:r>
         <w:rPr>
           <w:lang w:val="hi_IN" w:bidi="hi_IN"/>
         </w:rPr>
         <w:t xml:space="preserve">; </w:t>
       </w:r>
-      <w:hyperlink r:id="rId46">
-        <w:r>
-          <w:rPr>
-            <w:lang w:val="hi_IN" w:bidi="hi_IN"/>
-          </w:rPr>
-          <w:rPr>
-            <w:color w:val="0000EE"/>
-            <w:u w:val="single"/>
-          </w:rPr>
-          <w:t>31:4–19</w:t>
-        </w:r>
-      </w:hyperlink>
+      <w:r>
+        <w:rPr>
+          <w:lang w:val="hi_IN" w:bidi="hi_IN"/>
+        </w:rPr>
+        <w:t>31:4–19</w:t>
+      </w:r>
       <w:r>
         <w:rPr>
           <w:lang w:val="hi_IN" w:bidi="hi_IN"/>
         </w:rPr>
         <w:t xml:space="preserve">, </w:t>
       </w:r>
-      <w:hyperlink r:id="rId47">
-        <w:r>
-          <w:rPr>
-            <w:lang w:val="hi_IN" w:bidi="hi_IN"/>
-          </w:rPr>
-          <w:rPr>
-            <w:color w:val="0000EE"/>
-            <w:u w:val="single"/>
-          </w:rPr>
-          <w:t>31–35</w:t>
-        </w:r>
-      </w:hyperlink>
+      <w:r>
+        <w:rPr>
+          <w:lang w:val="hi_IN" w:bidi="hi_IN"/>
+        </w:rPr>
+        <w:t>31–35</w:t>
+      </w:r>
       <w:r>
         <w:rPr>
           <w:lang w:val="hi_IN" w:bidi="hi_IN"/>
         </w:rPr>
         <w:t xml:space="preserve">; </w:t>
       </w:r>
-      <w:hyperlink r:id="rId48">
-        <w:r>
-          <w:rPr>
-            <w:lang w:val="hi_IN" w:bidi="hi_IN"/>
-          </w:rPr>
-          <w:rPr>
-            <w:color w:val="0000EE"/>
-            <w:u w:val="single"/>
-          </w:rPr>
-          <w:t>33:1–7</w:t>
-        </w:r>
-      </w:hyperlink>
+      <w:r>
+        <w:rPr>
+          <w:lang w:val="hi_IN" w:bidi="hi_IN"/>
+        </w:rPr>
+        <w:t>33:1–7</w:t>
+      </w:r>
       <w:r>
         <w:rPr>
           <w:lang w:val="hi_IN" w:bidi="hi_IN"/>
         </w:rPr>
         <w:t xml:space="preserve">; </w:t>
       </w:r>
-      <w:hyperlink r:id="rId40">
-        <w:r>
-          <w:rPr>
-            <w:lang w:val="hi_IN" w:bidi="hi_IN"/>
-          </w:rPr>
-          <w:rPr>
-            <w:color w:val="0000EE"/>
-            <w:u w:val="single"/>
-          </w:rPr>
-          <w:t>35:16–20</w:t>
-        </w:r>
-      </w:hyperlink>
+      <w:r>
+        <w:rPr>
+          <w:lang w:val="hi_IN" w:bidi="hi_IN"/>
+        </w:rPr>
+        <w:t>35:16–20</w:t>
+      </w:r>
       <w:r>
         <w:rPr>
           <w:lang w:val="hi_IN" w:bidi="hi_IN"/>
         </w:rPr>
         <w:t xml:space="preserve">; </w:t>
       </w:r>
-      <w:hyperlink r:id="rId49">
-        <w:r>
-          <w:rPr>
-            <w:lang w:val="hi_IN" w:bidi="hi_IN"/>
-          </w:rPr>
-          <w:rPr>
-            <w:color w:val="0000EE"/>
-            <w:u w:val="single"/>
-          </w:rPr>
-          <w:t>46:19–22</w:t>
-        </w:r>
-      </w:hyperlink>
+      <w:r>
+        <w:rPr>
+          <w:lang w:val="hi_IN" w:bidi="hi_IN"/>
+        </w:rPr>
+        <w:t>46:19–22</w:t>
+      </w:r>
       <w:r>
         <w:rPr>
           <w:lang w:val="hi_IN" w:bidi="hi_IN"/>
         </w:rPr>
         <w:t xml:space="preserve">; </w:t>
       </w:r>
-      <w:hyperlink r:id="rId50">
-        <w:r>
-          <w:rPr>
-            <w:lang w:val="hi_IN" w:bidi="hi_IN"/>
-          </w:rPr>
-          <w:rPr>
-            <w:color w:val="0000EE"/>
-            <w:u w:val="single"/>
-          </w:rPr>
-          <w:t>48:7</w:t>
-        </w:r>
-      </w:hyperlink>
+      <w:r>
+        <w:rPr>
+          <w:lang w:val="hi_IN" w:bidi="hi_IN"/>
+        </w:rPr>
+        <w:t>48:7</w:t>
+      </w:r>
       <w:r>
         <w:rPr>
           <w:lang w:val="hi_IN" w:bidi="hi_IN"/>
         </w:rPr>
         <w:t xml:space="preserve">; </w:t>
       </w:r>
-      <w:hyperlink r:id="rId42">
-        <w:r>
-          <w:rPr>
-            <w:lang w:val="hi_IN" w:bidi="hi_IN"/>
-          </w:rPr>
-          <w:rPr>
-            <w:color w:val="0000EE"/>
-            <w:u w:val="single"/>
-          </w:rPr>
-          <w:t>रूत 4:11</w:t>
-        </w:r>
-      </w:hyperlink>
+      <w:r>
+        <w:rPr>
+          <w:lang w:val="hi_IN" w:bidi="hi_IN"/>
+        </w:rPr>
+        <w:t>रूत 4:11</w:t>
+      </w:r>
       <w:r>
         <w:rPr>
           <w:lang w:val="hi_IN" w:bidi="hi_IN"/>
         </w:rPr>
         <w:t xml:space="preserve">; </w:t>
       </w:r>
-      <w:hyperlink r:id="rId41">
-        <w:r>
-          <w:rPr>
-            <w:lang w:val="hi_IN" w:bidi="hi_IN"/>
-          </w:rPr>
-          <w:rPr>
-            <w:color w:val="0000EE"/>
-            <w:u w:val="single"/>
-          </w:rPr>
-          <w:t>1 शमूएल 10:2</w:t>
-        </w:r>
-      </w:hyperlink>
+      <w:r>
+        <w:rPr>
+          <w:lang w:val="hi_IN" w:bidi="hi_IN"/>
+        </w:rPr>
+        <w:t>1 शमूएल 10:2</w:t>
+      </w:r>
       <w:r>
         <w:rPr>
           <w:lang w:val="hi_IN" w:bidi="hi_IN"/>
         </w:rPr>
         <w:t xml:space="preserve">; </w:t>
       </w:r>
-      <w:hyperlink r:id="rId43">
-        <w:r>
-          <w:rPr>
-            <w:lang w:val="hi_IN" w:bidi="hi_IN"/>
-          </w:rPr>
-          <w:rPr>
-            <w:color w:val="0000EE"/>
-            <w:u w:val="single"/>
-          </w:rPr>
-          <w:t>यिर्मयाह 31:15</w:t>
-        </w:r>
-      </w:hyperlink>
+      <w:r>
+        <w:rPr>
+          <w:lang w:val="hi_IN" w:bidi="hi_IN"/>
+        </w:rPr>
+        <w:t>यिर्मयाह 31:15</w:t>
+      </w:r>
       <w:r>
         <w:rPr>
           <w:lang w:val="hi_IN" w:bidi="hi_IN"/>
         </w:rPr>
         <w:t xml:space="preserve">; </w:t>
       </w:r>
-      <w:hyperlink r:id="rId51">
-        <w:r>
-          <w:rPr>
-            <w:lang w:val="hi_IN" w:bidi="hi_IN"/>
-          </w:rPr>
-          <w:rPr>
-            <w:color w:val="0000EE"/>
-            <w:u w:val="single"/>
-          </w:rPr>
-          <w:t>मत्ती 2:18</w:t>
-        </w:r>
-      </w:hyperlink>
+      <w:r>
+        <w:rPr>
+          <w:lang w:val="hi_IN" w:bidi="hi_IN"/>
+        </w:rPr>
+        <w:t>मत्ती 2:18</w:t>
+      </w:r>
       <w:r>
         <w:rPr>
           <w:lang w:val="hi_IN" w:bidi="hi_IN"/>
@@ -1400,36 +1118,24 @@
         </w:rPr>
         <w:t xml:space="preserve">रिबका, इसहाक की पत्नी थी। </w:t>
       </w:r>
-      <w:hyperlink r:id="rId52">
-        <w:r>
-          <w:rPr>
-            <w:lang w:val="hi_IN" w:bidi="hi_IN"/>
-          </w:rPr>
-          <w:rPr>
-            <w:color w:val="0000EE"/>
-            <w:u w:val="single"/>
-          </w:rPr>
-          <w:t>उत्पत्ति 24</w:t>
-        </w:r>
-      </w:hyperlink>
+      <w:r>
+        <w:rPr>
+          <w:lang w:val="hi_IN" w:bidi="hi_IN"/>
+        </w:rPr>
+        <w:t>उत्पत्ति 24</w:t>
+      </w:r>
       <w:r>
         <w:rPr>
           <w:lang w:val="hi_IN" w:bidi="hi_IN"/>
         </w:rPr>
         <w:t xml:space="preserve"> उस कहानी का वर्णन करता है जिसमें अब्राहम का दास इसहाक के लिए पत्नी खोजता है। अब्राहम के निर्देशानुसार, उसने अरम्नहरैम (उत्तर-पश्चिमी मेसोपोटामिया) में हारान की यात्रा की ताकि अब्राहम के कुटुम्बियों को ढूँढ सके। अब्राहम नहीं चाहते थे कि इसहाक किसी स्थानीय कनानी से विवाह करे। दास ने प्रार्थना की कि वह स्त्री जिसे परमेश्वर ने इसहाक के लिए ठहराया है, न केवल उन्हें जल पिलाएँ बल्कि उनके ऊँटों को भी जल पिलाएँ (</w:t>
       </w:r>
-      <w:hyperlink r:id="rId53">
-        <w:r>
-          <w:rPr>
-            <w:lang w:val="hi_IN" w:bidi="hi_IN"/>
-          </w:rPr>
-          <w:rPr>
-            <w:color w:val="0000EE"/>
-            <w:u w:val="single"/>
-          </w:rPr>
-          <w:t>उत 24:12–14</w:t>
-        </w:r>
-      </w:hyperlink>
+      <w:r>
+        <w:rPr>
+          <w:lang w:val="hi_IN" w:bidi="hi_IN"/>
+        </w:rPr>
+        <w:t>उत 24:12–14</w:t>
+      </w:r>
       <w:r>
         <w:rPr>
           <w:lang w:val="hi_IN" w:bidi="hi_IN"/>
@@ -1450,54 +1156,36 @@
         </w:rPr>
         <w:t>परमेश्वर ने स्पष्ट रूप से उनकी प्रार्थना का उत्तर, रिबका को देकर दिया, जो बतूएल की बेटी थी (</w:t>
       </w:r>
-      <w:hyperlink r:id="rId54">
-        <w:r>
-          <w:rPr>
-            <w:lang w:val="hi_IN" w:bidi="hi_IN"/>
-          </w:rPr>
-          <w:rPr>
-            <w:color w:val="0000EE"/>
-            <w:u w:val="single"/>
-          </w:rPr>
-          <w:t>उत 22:23</w:t>
-        </w:r>
-      </w:hyperlink>
+      <w:r>
+        <w:rPr>
+          <w:lang w:val="hi_IN" w:bidi="hi_IN"/>
+        </w:rPr>
+        <w:t>उत 22:23</w:t>
+      </w:r>
       <w:r>
         <w:rPr>
           <w:lang w:val="hi_IN" w:bidi="hi_IN"/>
         </w:rPr>
         <w:t xml:space="preserve">; </w:t>
       </w:r>
-      <w:hyperlink r:id="rId55">
-        <w:r>
-          <w:rPr>
-            <w:lang w:val="hi_IN" w:bidi="hi_IN"/>
-          </w:rPr>
-          <w:rPr>
-            <w:color w:val="0000EE"/>
-            <w:u w:val="single"/>
-          </w:rPr>
-          <w:t>25:20</w:t>
-        </w:r>
-      </w:hyperlink>
+      <w:r>
+        <w:rPr>
+          <w:lang w:val="hi_IN" w:bidi="hi_IN"/>
+        </w:rPr>
+        <w:t>25:20</w:t>
+      </w:r>
       <w:r>
         <w:rPr>
           <w:lang w:val="hi_IN" w:bidi="hi_IN"/>
         </w:rPr>
         <w:t>)। बतूएल अब्राहम के भाई नाहोर का पुत्र था (</w:t>
       </w:r>
-      <w:hyperlink r:id="rId56">
-        <w:r>
-          <w:rPr>
-            <w:lang w:val="hi_IN" w:bidi="hi_IN"/>
-          </w:rPr>
-          <w:rPr>
-            <w:color w:val="0000EE"/>
-            <w:u w:val="single"/>
-          </w:rPr>
-          <w:t>24:24</w:t>
-        </w:r>
-      </w:hyperlink>
+      <w:r>
+        <w:rPr>
+          <w:lang w:val="hi_IN" w:bidi="hi_IN"/>
+        </w:rPr>
+        <w:t>24:24</w:t>
+      </w:r>
       <w:r>
         <w:rPr>
           <w:lang w:val="hi_IN" w:bidi="hi_IN"/>
@@ -1518,72 +1206,48 @@
         </w:rPr>
         <w:t>अब्राहम के दास ने बताया कि किस प्रकार परमेश्वर ने उनकी अगुआई की (</w:t>
       </w:r>
-      <w:hyperlink r:id="rId57">
-        <w:r>
-          <w:rPr>
-            <w:lang w:val="hi_IN" w:bidi="hi_IN"/>
-          </w:rPr>
-          <w:rPr>
-            <w:color w:val="0000EE"/>
-            <w:u w:val="single"/>
-          </w:rPr>
-          <w:t>उत 24:34–49</w:t>
-        </w:r>
-      </w:hyperlink>
+      <w:r>
+        <w:rPr>
+          <w:lang w:val="hi_IN" w:bidi="hi_IN"/>
+        </w:rPr>
+        <w:t>उत 24:34–49</w:t>
+      </w:r>
       <w:r>
         <w:rPr>
           <w:lang w:val="hi_IN" w:bidi="hi_IN"/>
         </w:rPr>
         <w:t>)। रिबका के परिवार ने इसे परमेश्वर का कार्य माना, परन्तु वे उन्हें तुरन्त भेजने में संकोच करने लगे (</w:t>
       </w:r>
-      <w:hyperlink r:id="rId58">
-        <w:r>
-          <w:rPr>
-            <w:lang w:val="hi_IN" w:bidi="hi_IN"/>
-          </w:rPr>
-          <w:rPr>
-            <w:color w:val="0000EE"/>
-            <w:u w:val="single"/>
-          </w:rPr>
-          <w:t>24:50–56</w:t>
-        </w:r>
-      </w:hyperlink>
+      <w:r>
+        <w:rPr>
+          <w:lang w:val="hi_IN" w:bidi="hi_IN"/>
+        </w:rPr>
+        <w:t>24:50–56</w:t>
+      </w:r>
       <w:r>
         <w:rPr>
           <w:lang w:val="hi_IN" w:bidi="hi_IN"/>
         </w:rPr>
         <w:t>)। हालांकि रिबका ने परमेश्वर की योजना में विश्वास दिखाया और इसहाक से विवाह करने के लिए तुरन्त अपने परिवार को छोड़ने के लिए तैयार हो गई (</w:t>
       </w:r>
-      <w:hyperlink r:id="rId59">
-        <w:r>
-          <w:rPr>
-            <w:lang w:val="hi_IN" w:bidi="hi_IN"/>
-          </w:rPr>
-          <w:rPr>
-            <w:color w:val="0000EE"/>
-            <w:u w:val="single"/>
-          </w:rPr>
-          <w:t>उत 24:57–58</w:t>
-        </w:r>
-      </w:hyperlink>
+      <w:r>
+        <w:rPr>
+          <w:lang w:val="hi_IN" w:bidi="hi_IN"/>
+        </w:rPr>
+        <w:t>उत 24:57–58</w:t>
+      </w:r>
       <w:r>
         <w:rPr>
           <w:lang w:val="hi_IN" w:bidi="hi_IN"/>
         </w:rPr>
         <w:t>)। रिबका के इस विश्वास का बहुत प्रतिफल मिला। जब उन्होंने इसहाक के साथ परमेश्वर की चुनी हुई वंश-रेखा की अगली पीढ़ी को जन्म दिया, तो उनके परिवार द्वारा दी गई आशीष पूरी हुई (</w:t>
       </w:r>
-      <w:hyperlink r:id="rId60">
-        <w:r>
-          <w:rPr>
-            <w:lang w:val="hi_IN" w:bidi="hi_IN"/>
-          </w:rPr>
-          <w:rPr>
-            <w:color w:val="0000EE"/>
-            <w:u w:val="single"/>
-          </w:rPr>
-          <w:t>उत 24:59–60</w:t>
-        </w:r>
-      </w:hyperlink>
+      <w:r>
+        <w:rPr>
+          <w:lang w:val="hi_IN" w:bidi="hi_IN"/>
+        </w:rPr>
+        <w:t>उत 24:59–60</w:t>
+      </w:r>
       <w:r>
         <w:rPr>
           <w:lang w:val="hi_IN" w:bidi="hi_IN"/>
@@ -1604,90 +1268,60 @@
         </w:rPr>
         <w:t>रिबका ने जुड़वाँ पुत्रों, एसाव और याकूब को जन्म दिया (</w:t>
       </w:r>
-      <w:hyperlink r:id="rId61">
-        <w:r>
-          <w:rPr>
-            <w:lang w:val="hi_IN" w:bidi="hi_IN"/>
-          </w:rPr>
-          <w:rPr>
-            <w:color w:val="0000EE"/>
-            <w:u w:val="single"/>
-          </w:rPr>
-          <w:t>उत 25:20–26</w:t>
-        </w:r>
-      </w:hyperlink>
+      <w:r>
+        <w:rPr>
+          <w:lang w:val="hi_IN" w:bidi="hi_IN"/>
+        </w:rPr>
+        <w:t>उत 25:20–26</w:t>
+      </w:r>
       <w:r>
         <w:rPr>
           <w:lang w:val="hi_IN" w:bidi="hi_IN"/>
         </w:rPr>
         <w:t>)। उन्होंने याकूब, छोटे बेटे से प्रीति की, क्योंकि परमेश्वर ने उन्हें बताया था कि वह अधिक सामर्थी होगा और दोनों की अगुआई करेगा (</w:t>
       </w:r>
-      <w:hyperlink r:id="rId62">
-        <w:r>
-          <w:rPr>
-            <w:lang w:val="hi_IN" w:bidi="hi_IN"/>
-          </w:rPr>
-          <w:rPr>
-            <w:color w:val="0000EE"/>
-            <w:u w:val="single"/>
-          </w:rPr>
-          <w:t>उत 25:23</w:t>
-        </w:r>
-      </w:hyperlink>
+      <w:r>
+        <w:rPr>
+          <w:lang w:val="hi_IN" w:bidi="hi_IN"/>
+        </w:rPr>
+        <w:t>उत 25:23</w:t>
+      </w:r>
       <w:r>
         <w:rPr>
           <w:lang w:val="hi_IN" w:bidi="hi_IN"/>
         </w:rPr>
         <w:t>)। रिबका ने याकूब को इसहाक को धोखा देकर पहिलौठे की आशीष को प्राप्त करने में सहायता की (</w:t>
       </w:r>
-      <w:hyperlink r:id="rId63">
-        <w:r>
-          <w:rPr>
-            <w:lang w:val="hi_IN" w:bidi="hi_IN"/>
-          </w:rPr>
-          <w:rPr>
-            <w:color w:val="0000EE"/>
-            <w:u w:val="single"/>
-          </w:rPr>
-          <w:t>उत 27:1–40</w:t>
-        </w:r>
-      </w:hyperlink>
+      <w:r>
+        <w:rPr>
+          <w:lang w:val="hi_IN" w:bidi="hi_IN"/>
+        </w:rPr>
+        <w:t>उत 27:1–40</w:t>
+      </w:r>
       <w:r>
         <w:rPr>
           <w:lang w:val="hi_IN" w:bidi="hi_IN"/>
         </w:rPr>
         <w:t>)। उन्होंने फिर याकूब को एसाव के क्रोध से बचाने के लिए हारान जाने का प्रबन्ध किया (</w:t>
       </w:r>
-      <w:hyperlink r:id="rId64">
-        <w:r>
-          <w:rPr>
-            <w:lang w:val="hi_IN" w:bidi="hi_IN"/>
-          </w:rPr>
-          <w:rPr>
-            <w:color w:val="0000EE"/>
-            <w:u w:val="single"/>
-          </w:rPr>
-          <w:t>उत 27:41–28:5</w:t>
-        </w:r>
-      </w:hyperlink>
+      <w:r>
+        <w:rPr>
+          <w:lang w:val="hi_IN" w:bidi="hi_IN"/>
+        </w:rPr>
+        <w:t>उत 27:41–28:5</w:t>
+      </w:r>
       <w:r>
         <w:rPr>
           <w:lang w:val="hi_IN" w:bidi="hi_IN"/>
         </w:rPr>
         <w:t>)। रिबका के छल ने परिवार में एक स्थायी फूट उत्पन्न की। सम्भवतः उन्होंने याकूब को फिर कभी नहीं देखा। हालाँकि, उन्हें इसहाक के साथ पारिवारिक कब्रिस्तान में मिट्टी दी गई (</w:t>
       </w:r>
-      <w:hyperlink r:id="rId65">
-        <w:r>
-          <w:rPr>
-            <w:lang w:val="hi_IN" w:bidi="hi_IN"/>
-          </w:rPr>
-          <w:rPr>
-            <w:color w:val="0000EE"/>
-            <w:u w:val="single"/>
-          </w:rPr>
-          <w:t>उत 49:31</w:t>
-        </w:r>
-      </w:hyperlink>
+      <w:r>
+        <w:rPr>
+          <w:lang w:val="hi_IN" w:bidi="hi_IN"/>
+        </w:rPr>
+        <w:t>उत 49:31</w:t>
+      </w:r>
       <w:r>
         <w:rPr>
           <w:lang w:val="hi_IN" w:bidi="hi_IN"/>
@@ -1717,198 +1351,132 @@
           <w:lang w:val="hi_IN" w:bidi="hi_IN"/>
         </w:rPr>
       </w:r>
-      <w:hyperlink r:id="rId54">
-        <w:r>
-          <w:rPr>
-            <w:lang w:val="hi_IN" w:bidi="hi_IN"/>
-          </w:rPr>
-          <w:rPr>
-            <w:color w:val="0000EE"/>
-            <w:u w:val="single"/>
-          </w:rPr>
-          <w:t>उत्पत्ति 22:23</w:t>
-        </w:r>
-      </w:hyperlink>
+      <w:r>
+        <w:rPr>
+          <w:lang w:val="hi_IN" w:bidi="hi_IN"/>
+        </w:rPr>
+        <w:t>उत्पत्ति 22:23</w:t>
+      </w:r>
       <w:r>
         <w:rPr>
           <w:lang w:val="hi_IN" w:bidi="hi_IN"/>
         </w:rPr>
         <w:t>;</w:t>
       </w:r>
-      <w:hyperlink r:id="rId66">
-        <w:r>
-          <w:rPr>
-            <w:lang w:val="hi_IN" w:bidi="hi_IN"/>
-          </w:rPr>
-          <w:rPr>
-            <w:color w:val="0000EE"/>
-            <w:u w:val="single"/>
-          </w:rPr>
-          <w:t xml:space="preserve"> 24:12–67</w:t>
-        </w:r>
-      </w:hyperlink>
+      <w:r>
+        <w:rPr>
+          <w:lang w:val="hi_IN" w:bidi="hi_IN"/>
+        </w:rPr>
+        <w:t xml:space="preserve"> 24:12–67</w:t>
+      </w:r>
       <w:r>
         <w:rPr>
           <w:lang w:val="hi_IN" w:bidi="hi_IN"/>
         </w:rPr>
         <w:t>;</w:t>
       </w:r>
-      <w:hyperlink r:id="rId67">
-        <w:r>
-          <w:rPr>
-            <w:lang w:val="hi_IN" w:bidi="hi_IN"/>
-          </w:rPr>
-          <w:rPr>
-            <w:color w:val="0000EE"/>
-            <w:u w:val="single"/>
-          </w:rPr>
-          <w:t xml:space="preserve"> 25:20–28</w:t>
-        </w:r>
-      </w:hyperlink>
+      <w:r>
+        <w:rPr>
+          <w:lang w:val="hi_IN" w:bidi="hi_IN"/>
+        </w:rPr>
+        <w:t xml:space="preserve"> 25:20–28</w:t>
+      </w:r>
       <w:r>
         <w:rPr>
           <w:lang w:val="hi_IN" w:bidi="hi_IN"/>
         </w:rPr>
         <w:t>;</w:t>
       </w:r>
-      <w:hyperlink r:id="rId68">
-        <w:r>
-          <w:rPr>
-            <w:lang w:val="hi_IN" w:bidi="hi_IN"/>
-          </w:rPr>
-          <w:rPr>
-            <w:color w:val="0000EE"/>
-            <w:u w:val="single"/>
-          </w:rPr>
-          <w:t xml:space="preserve"> 26:7–8</w:t>
-        </w:r>
-      </w:hyperlink>
+      <w:r>
+        <w:rPr>
+          <w:lang w:val="hi_IN" w:bidi="hi_IN"/>
+        </w:rPr>
+        <w:t xml:space="preserve"> 26:7–8</w:t>
+      </w:r>
       <w:r>
         <w:rPr>
           <w:lang w:val="hi_IN" w:bidi="hi_IN"/>
         </w:rPr>
         <w:t xml:space="preserve">, </w:t>
       </w:r>
-      <w:hyperlink r:id="rId69">
-        <w:r>
-          <w:rPr>
-            <w:lang w:val="hi_IN" w:bidi="hi_IN"/>
-          </w:rPr>
-          <w:rPr>
-            <w:color w:val="0000EE"/>
-            <w:u w:val="single"/>
-          </w:rPr>
-          <w:t>35</w:t>
-        </w:r>
-      </w:hyperlink>
+      <w:r>
+        <w:rPr>
+          <w:lang w:val="hi_IN" w:bidi="hi_IN"/>
+        </w:rPr>
+        <w:t>35</w:t>
+      </w:r>
       <w:r>
         <w:rPr>
           <w:lang w:val="hi_IN" w:bidi="hi_IN"/>
         </w:rPr>
         <w:t>;</w:t>
       </w:r>
-      <w:hyperlink r:id="rId70">
-        <w:r>
-          <w:rPr>
-            <w:lang w:val="hi_IN" w:bidi="hi_IN"/>
-          </w:rPr>
-          <w:rPr>
-            <w:color w:val="0000EE"/>
-            <w:u w:val="single"/>
-          </w:rPr>
-          <w:t xml:space="preserve"> 27:5–17</w:t>
-        </w:r>
-      </w:hyperlink>
+      <w:r>
+        <w:rPr>
+          <w:lang w:val="hi_IN" w:bidi="hi_IN"/>
+        </w:rPr>
+        <w:t xml:space="preserve"> 27:5–17</w:t>
+      </w:r>
       <w:r>
         <w:rPr>
           <w:lang w:val="hi_IN" w:bidi="hi_IN"/>
         </w:rPr>
         <w:t xml:space="preserve">, </w:t>
       </w:r>
-      <w:hyperlink r:id="rId71">
-        <w:r>
-          <w:rPr>
-            <w:lang w:val="hi_IN" w:bidi="hi_IN"/>
-          </w:rPr>
-          <w:rPr>
-            <w:color w:val="0000EE"/>
-            <w:u w:val="single"/>
-          </w:rPr>
-          <w:t>42–46</w:t>
-        </w:r>
-      </w:hyperlink>
+      <w:r>
+        <w:rPr>
+          <w:lang w:val="hi_IN" w:bidi="hi_IN"/>
+        </w:rPr>
+        <w:t>42–46</w:t>
+      </w:r>
       <w:r>
         <w:rPr>
           <w:lang w:val="hi_IN" w:bidi="hi_IN"/>
         </w:rPr>
         <w:t>;</w:t>
       </w:r>
-      <w:hyperlink r:id="rId72">
-        <w:r>
-          <w:rPr>
-            <w:lang w:val="hi_IN" w:bidi="hi_IN"/>
-          </w:rPr>
-          <w:rPr>
-            <w:color w:val="0000EE"/>
-            <w:u w:val="single"/>
-          </w:rPr>
-          <w:t xml:space="preserve"> 29:12</w:t>
-        </w:r>
-      </w:hyperlink>
+      <w:r>
+        <w:rPr>
+          <w:lang w:val="hi_IN" w:bidi="hi_IN"/>
+        </w:rPr>
+        <w:t xml:space="preserve"> 29:12</w:t>
+      </w:r>
       <w:r>
         <w:rPr>
           <w:lang w:val="hi_IN" w:bidi="hi_IN"/>
         </w:rPr>
         <w:t>;</w:t>
       </w:r>
-      <w:hyperlink r:id="rId73">
-        <w:r>
-          <w:rPr>
-            <w:lang w:val="hi_IN" w:bidi="hi_IN"/>
-          </w:rPr>
-          <w:rPr>
-            <w:color w:val="0000EE"/>
-            <w:u w:val="single"/>
-          </w:rPr>
-          <w:t xml:space="preserve"> 35:8</w:t>
-        </w:r>
-      </w:hyperlink>
+      <w:r>
+        <w:rPr>
+          <w:lang w:val="hi_IN" w:bidi="hi_IN"/>
+        </w:rPr>
+        <w:t xml:space="preserve"> 35:8</w:t>
+      </w:r>
       <w:r>
         <w:rPr>
           <w:lang w:val="hi_IN" w:bidi="hi_IN"/>
         </w:rPr>
         <w:t>;</w:t>
       </w:r>
-      <w:hyperlink r:id="rId65">
-        <w:r>
-          <w:rPr>
-            <w:lang w:val="hi_IN" w:bidi="hi_IN"/>
-          </w:rPr>
-          <w:rPr>
-            <w:color w:val="0000EE"/>
-            <w:u w:val="single"/>
-          </w:rPr>
-          <w:t xml:space="preserve"> 49:31</w:t>
-        </w:r>
-      </w:hyperlink>
+      <w:r>
+        <w:rPr>
+          <w:lang w:val="hi_IN" w:bidi="hi_IN"/>
+        </w:rPr>
+        <w:t xml:space="preserve"> 49:31</w:t>
+      </w:r>
       <w:r>
         <w:rPr>
           <w:lang w:val="hi_IN" w:bidi="hi_IN"/>
         </w:rPr>
         <w:t xml:space="preserve">; </w:t>
       </w:r>
-      <w:hyperlink r:id="rId74">
-        <w:r>
-          <w:rPr>
-            <w:lang w:val="hi_IN" w:bidi="hi_IN"/>
-          </w:rPr>
-          <w:rPr>
-            <w:color w:val="0000EE"/>
-            <w:u w:val="single"/>
-          </w:rPr>
-          <w:t>रोमियों 9:10–13</w:t>
-        </w:r>
-      </w:hyperlink>
+      <w:r>
+        <w:rPr>
+          <w:lang w:val="hi_IN" w:bidi="hi_IN"/>
+        </w:rPr>
+        <w:t>रोमियों 9:10–13</w:t>
+      </w:r>
       <w:r>
         <w:rPr>
           <w:lang w:val="hi_IN" w:bidi="hi_IN"/>
@@ -1963,18 +1531,12 @@
         </w:rPr>
         <w:t>रूत की कहानी एक कृपालु और विश्वासयोग्य स्त्री के विषय में है। यह दर्शाती है कि कैसे परमेश्वर की छिपी हुई अगुआई उन लोगों की सहायता करती है जो उनसे प्रेम रखते हैं (</w:t>
       </w:r>
-      <w:hyperlink r:id="rId75">
-        <w:r>
-          <w:rPr>
-            <w:lang w:val="hi_IN" w:bidi="hi_IN"/>
-          </w:rPr>
-          <w:rPr>
-            <w:color w:val="0000EE"/>
-            <w:u w:val="single"/>
-          </w:rPr>
-          <w:t>रोम 8:28</w:t>
-        </w:r>
-      </w:hyperlink>
+      <w:r>
+        <w:rPr>
+          <w:lang w:val="hi_IN" w:bidi="hi_IN"/>
+        </w:rPr>
+        <w:t>रोम 8:28</w:t>
+      </w:r>
       <w:r>
         <w:rPr>
           <w:lang w:val="hi_IN" w:bidi="hi_IN"/>
@@ -1995,18 +1557,12 @@
         </w:rPr>
         <w:t>रूत न्यायियों के अराजक भरे समय में रह रही थी। वह मोआब की एक विदेशी थी जिन्होंने मोआब में रहते हुए बैतलहम से आए एक इस्राएली परिवार में विवाह किया। इस परिवार के सभी पुरुष मोआब में ही मर गए, जिससे तीन विधवाएँ रह गईं—रूत, उनकी सास नाओमी और उनकी देवरानी ओर्पा। जब नाओमी ने बैतलहम लौटने का निश्चय किया, तो रूत ने उनके साथ जाने का निर्णय लिया। नाओमी के परमेश्वर के प्रति रूत का प्रेम, विश्वासयोग्यता और विश्वास की अभिव्यक्ति अतुलनीय है (</w:t>
       </w:r>
-      <w:hyperlink r:id="rId76">
-        <w:r>
-          <w:rPr>
-            <w:lang w:val="hi_IN" w:bidi="hi_IN"/>
-          </w:rPr>
-          <w:rPr>
-            <w:color w:val="0000EE"/>
-            <w:u w:val="single"/>
-          </w:rPr>
-          <w:t>रूत 1:16–17</w:t>
-        </w:r>
-      </w:hyperlink>
+      <w:r>
+        <w:rPr>
+          <w:lang w:val="hi_IN" w:bidi="hi_IN"/>
+        </w:rPr>
+        <w:t>रूत 1:16–17</w:t>
+      </w:r>
       <w:r>
         <w:rPr>
           <w:lang w:val="hi_IN" w:bidi="hi_IN"/>
@@ -2027,18 +1583,12 @@
         </w:rPr>
         <w:t>जैसा कि नाओमी ने अपेक्षा की थी, बैतलहम में उनका और उनकी बहू का जीवन कठिन था। रूत ने उनके भोजन की समस्या का हल करने के लिए अनाज के खेतों में बीनने की पहल की। यह काम कठिन और जोखिम भरा था (</w:t>
       </w:r>
-      <w:hyperlink r:id="rId77">
-        <w:r>
-          <w:rPr>
-            <w:lang w:val="hi_IN" w:bidi="hi_IN"/>
-          </w:rPr>
-          <w:rPr>
-            <w:color w:val="0000EE"/>
-            <w:u w:val="single"/>
-          </w:rPr>
-          <w:t>रूत 2:2</w:t>
-        </w:r>
-      </w:hyperlink>
+      <w:r>
+        <w:rPr>
+          <w:lang w:val="hi_IN" w:bidi="hi_IN"/>
+        </w:rPr>
+        <w:t>रूत 2:2</w:t>
+      </w:r>
       <w:r>
         <w:rPr>
           <w:lang w:val="hi_IN" w:bidi="hi_IN"/>
@@ -2059,72 +1609,48 @@
         </w:rPr>
         <w:t>नाओमी के प्रोत्साहन से, रूत ने बोअज से, जो एक धनी जमींदार थे और जिन्होंने उसे बीनने में समर्थन दिया, भूमि छुड़ानेवाला कुटुम्बी बनने के लिए विनती की (</w:t>
       </w:r>
-      <w:hyperlink r:id="rId78">
-        <w:r>
-          <w:rPr>
-            <w:lang w:val="hi_IN" w:bidi="hi_IN"/>
-          </w:rPr>
-          <w:rPr>
-            <w:color w:val="0000EE"/>
-            <w:u w:val="single"/>
-          </w:rPr>
-          <w:t>रूत 3:1–9</w:t>
-        </w:r>
-      </w:hyperlink>
+      <w:r>
+        <w:rPr>
+          <w:lang w:val="hi_IN" w:bidi="hi_IN"/>
+        </w:rPr>
+        <w:t>रूत 3:1–9</w:t>
+      </w:r>
       <w:r>
         <w:rPr>
           <w:lang w:val="hi_IN" w:bidi="hi_IN"/>
         </w:rPr>
         <w:t>)। इसमें विवाह भी शामिल था। ऐसा करके, रूत ने बड़ी पारिवारिक विश्वासयोग्यता दिखाई (</w:t>
       </w:r>
-      <w:hyperlink r:id="rId79">
-        <w:r>
-          <w:rPr>
-            <w:lang w:val="hi_IN" w:bidi="hi_IN"/>
-          </w:rPr>
-          <w:rPr>
-            <w:color w:val="0000EE"/>
-            <w:u w:val="single"/>
-          </w:rPr>
-          <w:t>रूत 3:10</w:t>
-        </w:r>
-      </w:hyperlink>
+      <w:r>
+        <w:rPr>
+          <w:lang w:val="hi_IN" w:bidi="hi_IN"/>
+        </w:rPr>
+        <w:t>रूत 3:10</w:t>
+      </w:r>
       <w:r>
         <w:rPr>
           <w:lang w:val="hi_IN" w:bidi="hi_IN"/>
         </w:rPr>
         <w:t>)। नाओमी के प्रति रूत की उदार और परिश्रमी देखभाल इस पुस्तक का एक प्रमुख विषय है। बोअज ने रूत के प्रस्ताव का उत्तर देते हुए उन्हें एक भली स्त्री कहा (</w:t>
       </w:r>
-      <w:hyperlink r:id="rId80">
-        <w:r>
-          <w:rPr>
-            <w:lang w:val="hi_IN" w:bidi="hi_IN"/>
-          </w:rPr>
-          <w:rPr>
-            <w:color w:val="0000EE"/>
-            <w:u w:val="single"/>
-          </w:rPr>
-          <w:t>रूत 3:11</w:t>
-        </w:r>
-      </w:hyperlink>
+      <w:r>
+        <w:rPr>
+          <w:lang w:val="hi_IN" w:bidi="hi_IN"/>
+        </w:rPr>
+        <w:t>रूत 3:11</w:t>
+      </w:r>
       <w:r>
         <w:rPr>
           <w:lang w:val="hi_IN" w:bidi="hi_IN"/>
         </w:rPr>
         <w:t xml:space="preserve">)। उन्होंने यह दिखाया कि एक अच्छी और भली पत्नी कैसी होनी चाहिए (देखें </w:t>
       </w:r>
-      <w:hyperlink r:id="rId81">
-        <w:r>
-          <w:rPr>
-            <w:lang w:val="hi_IN" w:bidi="hi_IN"/>
-          </w:rPr>
-          <w:rPr>
-            <w:color w:val="0000EE"/>
-            <w:u w:val="single"/>
-          </w:rPr>
-          <w:t>नीति 31:10–31</w:t>
-        </w:r>
-      </w:hyperlink>
+      <w:r>
+        <w:rPr>
+          <w:lang w:val="hi_IN" w:bidi="hi_IN"/>
+        </w:rPr>
+        <w:t>नीति 31:10–31</w:t>
+      </w:r>
       <w:r>
         <w:rPr>
           <w:lang w:val="hi_IN" w:bidi="hi_IN"/>
@@ -2145,18 +1671,12 @@
         </w:rPr>
         <w:t>बोअज ने विधि सम्बन्धी बातों का समाधान किया और फिर रूत से विवाह किया। यह पुस्तक एक पुत्र के जन्म के साथ समाप्त होती है, जिसका नाम ओबेद रखा गया। यह समापन रूत की पुस्तक के एक महत्वपूर्ण उद्देश्य को प्रगट करता है। ओबेद राजा दाऊद के दादा बने। नए नियम में रूत का उल्लेख, यीशु मसीह की वंशावली में आने वाली केवल पाँच स्त्रियों में से एक के रूप में किया गया है (</w:t>
       </w:r>
-      <w:hyperlink r:id="rId29">
-        <w:r>
-          <w:rPr>
-            <w:lang w:val="hi_IN" w:bidi="hi_IN"/>
-          </w:rPr>
-          <w:rPr>
-            <w:color w:val="0000EE"/>
-            <w:u w:val="single"/>
-          </w:rPr>
-          <w:t>मत्ती 1:5</w:t>
-        </w:r>
-      </w:hyperlink>
+      <w:r>
+        <w:rPr>
+          <w:lang w:val="hi_IN" w:bidi="hi_IN"/>
+        </w:rPr>
+        <w:t>मत्ती 1:5</w:t>
+      </w:r>
       <w:r>
         <w:rPr>
           <w:lang w:val="hi_IN" w:bidi="hi_IN"/>
@@ -2186,36 +1706,24 @@
           <w:lang w:val="hi_IN" w:bidi="hi_IN"/>
         </w:rPr>
       </w:r>
-      <w:hyperlink r:id="rId82">
-        <w:r>
-          <w:rPr>
-            <w:lang w:val="hi_IN" w:bidi="hi_IN"/>
-          </w:rPr>
-          <w:rPr>
-            <w:color w:val="0000EE"/>
-            <w:u w:val="single"/>
-          </w:rPr>
-          <w:t>रूत 1:4–4:13</w:t>
-        </w:r>
-      </w:hyperlink>
+      <w:r>
+        <w:rPr>
+          <w:lang w:val="hi_IN" w:bidi="hi_IN"/>
+        </w:rPr>
+        <w:t>रूत 1:4–4:13</w:t>
+      </w:r>
       <w:r>
         <w:rPr>
           <w:lang w:val="hi_IN" w:bidi="hi_IN"/>
         </w:rPr>
         <w:t xml:space="preserve">; </w:t>
       </w:r>
-      <w:hyperlink r:id="rId29">
-        <w:r>
-          <w:rPr>
-            <w:lang w:val="hi_IN" w:bidi="hi_IN"/>
-          </w:rPr>
-          <w:rPr>
-            <w:color w:val="0000EE"/>
-            <w:u w:val="single"/>
-          </w:rPr>
-          <w:t>मत्ती 1:5</w:t>
-        </w:r>
-      </w:hyperlink>
+      <w:r>
+        <w:rPr>
+          <w:lang w:val="hi_IN" w:bidi="hi_IN"/>
+        </w:rPr>
+        <w:t>मत्ती 1:5</w:t>
+      </w:r>
       <w:r>
         <w:rPr>
           <w:lang w:val="hi_IN" w:bidi="hi_IN"/>
@@ -2398,18 +1906,12 @@
         </w:rPr>
         <w:t>“परन्तु जब समय पूरा हुआ, तो परमेश्वर ने अपने पुत्र को भेजा” (</w:t>
       </w:r>
-      <w:hyperlink r:id="rId83">
-        <w:r>
-          <w:rPr>
-            <w:lang w:val="hi_IN" w:bidi="hi_IN"/>
-          </w:rPr>
-          <w:rPr>
-            <w:color w:val="0000EE"/>
-            <w:u w:val="single"/>
-          </w:rPr>
-          <w:t>गला 4:4</w:t>
-        </w:r>
-      </w:hyperlink>
+      <w:r>
+        <w:rPr>
+          <w:lang w:val="hi_IN" w:bidi="hi_IN"/>
+        </w:rPr>
+        <w:t>गला 4:4</w:t>
+      </w:r>
       <w:r>
         <w:rPr>
           <w:lang w:val="hi_IN" w:bidi="hi_IN"/>
@@ -2429,72 +1931,48 @@
         </w:rPr>
         <w:t xml:space="preserve"> (“रोमी शांति”) कहा जाता है। यह शान्ति 100 ईस्वी तक बनी रही। कई लोगों ने यह उल्लेख किया है कि पहली शताब्दी ईस्वी में रोमी शासन मसीहियत के प्रसार के लिए अनुकूल था। सीमाएँ सुरक्षित थीं और सड़कें अच्छी थीं, जिससे यात्रा करना आसान था। रोमी व्यवस्थाओं और विधियों ने नागरिकों के अधिकारों की रक्षा की थी (उदाहरण के लिए देखें, </w:t>
       </w:r>
-      <w:hyperlink r:id="rId84">
-        <w:r>
-          <w:rPr>
-            <w:lang w:val="hi_IN" w:bidi="hi_IN"/>
-          </w:rPr>
-          <w:rPr>
-            <w:color w:val="0000EE"/>
-            <w:u w:val="single"/>
-          </w:rPr>
-          <w:t>प्रेरि 16:35–40</w:t>
-        </w:r>
-      </w:hyperlink>
+      <w:r>
+        <w:rPr>
+          <w:lang w:val="hi_IN" w:bidi="hi_IN"/>
+        </w:rPr>
+        <w:t>प्रेरि 16:35–40</w:t>
+      </w:r>
       <w:r>
         <w:rPr>
           <w:lang w:val="hi_IN" w:bidi="hi_IN"/>
         </w:rPr>
         <w:t xml:space="preserve">; </w:t>
       </w:r>
-      <w:hyperlink r:id="rId85">
-        <w:r>
-          <w:rPr>
-            <w:lang w:val="hi_IN" w:bidi="hi_IN"/>
-          </w:rPr>
-          <w:rPr>
-            <w:color w:val="0000EE"/>
-            <w:u w:val="single"/>
-          </w:rPr>
-          <w:t>22:24–29</w:t>
-        </w:r>
-      </w:hyperlink>
+      <w:r>
+        <w:rPr>
+          <w:lang w:val="hi_IN" w:bidi="hi_IN"/>
+        </w:rPr>
+        <w:t>22:24–29</w:t>
+      </w:r>
       <w:r>
         <w:rPr>
           <w:lang w:val="hi_IN" w:bidi="hi_IN"/>
         </w:rPr>
         <w:t xml:space="preserve">)। यहूदी मत की रक्षा की जाती थी और रोमी लोग मसीहियत को यहूदी संप्रदाय के रूप में देखते थे (उदाहरण के लिए देखें, </w:t>
       </w:r>
-      <w:hyperlink r:id="rId86">
-        <w:r>
-          <w:rPr>
-            <w:lang w:val="hi_IN" w:bidi="hi_IN"/>
-          </w:rPr>
-          <w:rPr>
-            <w:color w:val="0000EE"/>
-            <w:u w:val="single"/>
-          </w:rPr>
-          <w:t>प्रेरि 25:13–19</w:t>
-        </w:r>
-      </w:hyperlink>
+      <w:r>
+        <w:rPr>
+          <w:lang w:val="hi_IN" w:bidi="hi_IN"/>
+        </w:rPr>
+        <w:t>प्रेरि 25:13–19</w:t>
+      </w:r>
       <w:r>
         <w:rPr>
           <w:lang w:val="hi_IN" w:bidi="hi_IN"/>
         </w:rPr>
         <w:t xml:space="preserve">)। इस प्रकार, रोमियों ने कई बार मत के आधार पर मसीहियों के विरुद्ध शिकायतों को खारिज कर दिया (उदाहरण के लिए देखें, </w:t>
       </w:r>
-      <w:hyperlink r:id="rId87">
-        <w:r>
-          <w:rPr>
-            <w:lang w:val="hi_IN" w:bidi="hi_IN"/>
-          </w:rPr>
-          <w:rPr>
-            <w:color w:val="0000EE"/>
-            <w:u w:val="single"/>
-          </w:rPr>
-          <w:t>प्रेरि 19:23–41</w:t>
-        </w:r>
-      </w:hyperlink>
+      <w:r>
+        <w:rPr>
+          <w:lang w:val="hi_IN" w:bidi="hi_IN"/>
+        </w:rPr>
+        <w:t>प्रेरि 19:23–41</w:t>
+      </w:r>
       <w:r>
         <w:rPr>
           <w:lang w:val="hi_IN" w:bidi="hi_IN"/>
@@ -2526,18 +2004,12 @@
         </w:rPr>
         <w:t>यह अनुकूल स्थिति नीरो के शासनकाल में बदलने लगी। नीरो ने 64 ईस्वी में रोम के बड़े हिस्से को नाश करने वाली आग के लिए मसीहियों को दोषी ठहराया, जिससे मसीहियों पर पहला बड़ा सताव शुरू हुआ। यह खुला सताव 66 ईस्वी में रुक गया, लेकिन मसीहियत को अब यहूदी मत का हिस्सा नहीं माना गया और इसकी संरक्षित स्थिति समाप्त हो गई। बाद में, साम्राज्य ने लोगों से सम्राट के प्रति धूप जलाने की माँग की। जो लोग इनकार करते थे, वे प्रायः यहूदी (जो संरक्षित थे) या मसीही (जो संरक्षित नहीं थे) होते थे। परिणामस्वरूप, डोमिशियन के शासनकाल (81 से 96 ईस्वी) से लेकर गैलेरियस के समय (305 से 311 ईस्वी) तक, मसीहियत आधिकारिक रूप से अवैध थी, मृत्यु-दण्ड योग्य अपराध था, और शासकों के उत्साह के अनुसार विभिन्न स्तरों पर सताव अनुभव करता रही। दो सौ से अधिक वर्षों तक, रोम ने “पवित्र लोगों के लहू और यीशु के गवाहों के लहू” बहाया (</w:t>
       </w:r>
-      <w:hyperlink r:id="rId88">
-        <w:r>
-          <w:rPr>
-            <w:lang w:val="hi_IN" w:bidi="hi_IN"/>
-          </w:rPr>
-          <w:rPr>
-            <w:color w:val="0000EE"/>
-            <w:u w:val="single"/>
-          </w:rPr>
-          <w:t>प्रका 17:6</w:t>
-        </w:r>
-      </w:hyperlink>
+      <w:r>
+        <w:rPr>
+          <w:lang w:val="hi_IN" w:bidi="hi_IN"/>
+        </w:rPr>
+        <w:t>प्रका 17:6</w:t>
+      </w:r>
       <w:r>
         <w:rPr>
           <w:lang w:val="hi_IN" w:bidi="hi_IN"/>
@@ -2567,162 +2039,108 @@
           <w:lang w:val="hi_IN" w:bidi="hi_IN"/>
         </w:rPr>
       </w:r>
-      <w:hyperlink r:id="rId89">
-        <w:r>
-          <w:rPr>
-            <w:lang w:val="hi_IN" w:bidi="hi_IN"/>
-          </w:rPr>
-          <w:rPr>
-            <w:color w:val="0000EE"/>
-            <w:u w:val="single"/>
-          </w:rPr>
-          <w:t>प्रेरितों के काम 2:10</w:t>
-        </w:r>
-      </w:hyperlink>
+      <w:r>
+        <w:rPr>
+          <w:lang w:val="hi_IN" w:bidi="hi_IN"/>
+        </w:rPr>
+        <w:t>प्रेरितों के काम 2:10</w:t>
+      </w:r>
       <w:r>
         <w:rPr>
           <w:lang w:val="hi_IN" w:bidi="hi_IN"/>
         </w:rPr>
         <w:t xml:space="preserve">; </w:t>
       </w:r>
-      <w:hyperlink r:id="rId90">
-        <w:r>
-          <w:rPr>
-            <w:lang w:val="hi_IN" w:bidi="hi_IN"/>
-          </w:rPr>
-          <w:rPr>
-            <w:color w:val="0000EE"/>
-            <w:u w:val="single"/>
-          </w:rPr>
-          <w:t>18:2</w:t>
-        </w:r>
-      </w:hyperlink>
+      <w:r>
+        <w:rPr>
+          <w:lang w:val="hi_IN" w:bidi="hi_IN"/>
+        </w:rPr>
+        <w:t>18:2</w:t>
+      </w:r>
       <w:r>
         <w:rPr>
           <w:lang w:val="hi_IN" w:bidi="hi_IN"/>
         </w:rPr>
         <w:t xml:space="preserve">; </w:t>
       </w:r>
-      <w:hyperlink r:id="rId91">
-        <w:r>
-          <w:rPr>
-            <w:lang w:val="hi_IN" w:bidi="hi_IN"/>
-          </w:rPr>
-          <w:rPr>
-            <w:color w:val="0000EE"/>
-            <w:u w:val="single"/>
-          </w:rPr>
-          <w:t>19:21</w:t>
-        </w:r>
-      </w:hyperlink>
+      <w:r>
+        <w:rPr>
+          <w:lang w:val="hi_IN" w:bidi="hi_IN"/>
+        </w:rPr>
+        <w:t>19:21</w:t>
+      </w:r>
       <w:r>
         <w:rPr>
           <w:lang w:val="hi_IN" w:bidi="hi_IN"/>
         </w:rPr>
         <w:t xml:space="preserve">; </w:t>
       </w:r>
-      <w:hyperlink r:id="rId92">
-        <w:r>
-          <w:rPr>
-            <w:lang w:val="hi_IN" w:bidi="hi_IN"/>
-          </w:rPr>
-          <w:rPr>
-            <w:color w:val="0000EE"/>
-            <w:u w:val="single"/>
-          </w:rPr>
-          <w:t>23:11</w:t>
-        </w:r>
-      </w:hyperlink>
+      <w:r>
+        <w:rPr>
+          <w:lang w:val="hi_IN" w:bidi="hi_IN"/>
+        </w:rPr>
+        <w:t>23:11</w:t>
+      </w:r>
       <w:r>
         <w:rPr>
           <w:lang w:val="hi_IN" w:bidi="hi_IN"/>
         </w:rPr>
         <w:t xml:space="preserve">; </w:t>
       </w:r>
-      <w:hyperlink r:id="rId93">
-        <w:r>
-          <w:rPr>
-            <w:lang w:val="hi_IN" w:bidi="hi_IN"/>
-          </w:rPr>
-          <w:rPr>
-            <w:color w:val="0000EE"/>
-            <w:u w:val="single"/>
-          </w:rPr>
-          <w:t>28:14</w:t>
-        </w:r>
-      </w:hyperlink>
+      <w:r>
+        <w:rPr>
+          <w:lang w:val="hi_IN" w:bidi="hi_IN"/>
+        </w:rPr>
+        <w:t>28:14</w:t>
+      </w:r>
       <w:r>
         <w:rPr>
           <w:lang w:val="hi_IN" w:bidi="hi_IN"/>
         </w:rPr>
         <w:t xml:space="preserve">, </w:t>
       </w:r>
-      <w:hyperlink r:id="rId94">
-        <w:r>
-          <w:rPr>
-            <w:lang w:val="hi_IN" w:bidi="hi_IN"/>
-          </w:rPr>
-          <w:rPr>
-            <w:color w:val="0000EE"/>
-            <w:u w:val="single"/>
-          </w:rPr>
-          <w:t>16</w:t>
-        </w:r>
-      </w:hyperlink>
+      <w:r>
+        <w:rPr>
+          <w:lang w:val="hi_IN" w:bidi="hi_IN"/>
+        </w:rPr>
+        <w:t>16</w:t>
+      </w:r>
       <w:r>
         <w:rPr>
           <w:lang w:val="hi_IN" w:bidi="hi_IN"/>
         </w:rPr>
         <w:t xml:space="preserve">; </w:t>
       </w:r>
-      <w:hyperlink r:id="rId95">
-        <w:r>
-          <w:rPr>
-            <w:lang w:val="hi_IN" w:bidi="hi_IN"/>
-          </w:rPr>
-          <w:rPr>
-            <w:color w:val="0000EE"/>
-            <w:u w:val="single"/>
-          </w:rPr>
-          <w:t>रोमियों 1:1–7</w:t>
-        </w:r>
-      </w:hyperlink>
+      <w:r>
+        <w:rPr>
+          <w:lang w:val="hi_IN" w:bidi="hi_IN"/>
+        </w:rPr>
+        <w:t>रोमियों 1:1–7</w:t>
+      </w:r>
       <w:r>
         <w:rPr>
           <w:lang w:val="hi_IN" w:bidi="hi_IN"/>
         </w:rPr>
         <w:t xml:space="preserve">, </w:t>
       </w:r>
-      <w:hyperlink r:id="rId96">
-        <w:r>
-          <w:rPr>
-            <w:lang w:val="hi_IN" w:bidi="hi_IN"/>
-          </w:rPr>
-          <w:rPr>
-            <w:color w:val="0000EE"/>
-            <w:u w:val="single"/>
-          </w:rPr>
-          <w:t>15</w:t>
-        </w:r>
-      </w:hyperlink>
+      <w:r>
+        <w:rPr>
+          <w:lang w:val="hi_IN" w:bidi="hi_IN"/>
+        </w:rPr>
+        <w:t>15</w:t>
+      </w:r>
       <w:r>
         <w:rPr>
           <w:lang w:val="hi_IN" w:bidi="hi_IN"/>
         </w:rPr>
         <w:t xml:space="preserve">; </w:t>
       </w:r>
-      <w:hyperlink r:id="rId97">
-        <w:r>
-          <w:rPr>
-            <w:lang w:val="hi_IN" w:bidi="hi_IN"/>
-          </w:rPr>
-          <w:rPr>
-            <w:color w:val="0000EE"/>
-            <w:u w:val="single"/>
-          </w:rPr>
-          <w:t>2 तीमुथियुस 1:17</w:t>
-        </w:r>
-      </w:hyperlink>
+      <w:r>
+        <w:rPr>
+          <w:lang w:val="hi_IN" w:bidi="hi_IN"/>
+        </w:rPr>
+        <w:t>2 तीमुथियुस 1:17</w:t>
+      </w:r>
       <w:r>
         <w:rPr>
           <w:lang w:val="hi_IN" w:bidi="hi_IN"/>
@@ -2777,18 +2195,12 @@
         </w:rPr>
         <w:t>रोम में कलीसिया की स्थापना कैसे हुई, इसके सटीक विवरण स्पष्ट नहीं हैं। रोम में यहूदियों की एक बड़ी आबादी थी, और कुछ यहूदी जो रोम से थे, पिन्तेकुस्त के समय, जब कलीसिया की शुरुआत हुई, यरूशलेम में थे (</w:t>
       </w:r>
-      <w:hyperlink r:id="rId89">
-        <w:r>
-          <w:rPr>
-            <w:lang w:val="hi_IN" w:bidi="hi_IN"/>
-          </w:rPr>
-          <w:rPr>
-            <w:color w:val="0000EE"/>
-            <w:u w:val="single"/>
-          </w:rPr>
-          <w:t>प्रेरि 2:10</w:t>
-        </w:r>
-      </w:hyperlink>
+      <w:r>
+        <w:rPr>
+          <w:lang w:val="hi_IN" w:bidi="hi_IN"/>
+        </w:rPr>
+        <w:t>प्रेरि 2:10</w:t>
+      </w:r>
       <w:r>
         <w:rPr>
           <w:lang w:val="hi_IN" w:bidi="hi_IN"/>
@@ -2823,54 +2235,36 @@
         </w:rPr>
         <w:t>अन्ततः, रोम में अविश्वासी यहूदियों ने सम्भवतः यहूदी मसीहियों को आराधनालयों से बाहर कर दिया, जैसा कि अन्य स्थानों पर हुआ था। जब पौलुस ने रोमी कलीसिया को पत्र लिखा, तब वे अलग-अलग घरों में स्थित गृह कलीसियाओं में मिल रहे थे (</w:t>
       </w:r>
-      <w:hyperlink r:id="rId98">
-        <w:r>
-          <w:rPr>
-            <w:lang w:val="hi_IN" w:bidi="hi_IN"/>
-          </w:rPr>
-          <w:rPr>
-            <w:color w:val="0000EE"/>
-            <w:u w:val="single"/>
-          </w:rPr>
-          <w:t>रोम 16:5</w:t>
-        </w:r>
-      </w:hyperlink>
+      <w:r>
+        <w:rPr>
+          <w:lang w:val="hi_IN" w:bidi="hi_IN"/>
+        </w:rPr>
+        <w:t>रोम 16:5</w:t>
+      </w:r>
       <w:r>
         <w:rPr>
           <w:lang w:val="hi_IN" w:bidi="hi_IN"/>
         </w:rPr>
         <w:t xml:space="preserve">, </w:t>
       </w:r>
-      <w:hyperlink r:id="rId99">
-        <w:r>
-          <w:rPr>
-            <w:lang w:val="hi_IN" w:bidi="hi_IN"/>
-          </w:rPr>
-          <w:rPr>
-            <w:color w:val="0000EE"/>
-            <w:u w:val="single"/>
-          </w:rPr>
-          <w:t>10–11</w:t>
-        </w:r>
-      </w:hyperlink>
+      <w:r>
+        <w:rPr>
+          <w:lang w:val="hi_IN" w:bidi="hi_IN"/>
+        </w:rPr>
+        <w:t>10–11</w:t>
+      </w:r>
       <w:r>
         <w:rPr>
           <w:lang w:val="hi_IN" w:bidi="hi_IN"/>
         </w:rPr>
         <w:t xml:space="preserve">, </w:t>
       </w:r>
-      <w:hyperlink r:id="rId100">
-        <w:r>
-          <w:rPr>
-            <w:lang w:val="hi_IN" w:bidi="hi_IN"/>
-          </w:rPr>
-          <w:rPr>
-            <w:color w:val="0000EE"/>
-            <w:u w:val="single"/>
-          </w:rPr>
-          <w:t>15</w:t>
-        </w:r>
-      </w:hyperlink>
+      <w:r>
+        <w:rPr>
+          <w:lang w:val="hi_IN" w:bidi="hi_IN"/>
+        </w:rPr>
+        <w:t>15</w:t>
+      </w:r>
       <w:r>
         <w:rPr>
           <w:lang w:val="hi_IN" w:bidi="hi_IN"/>
@@ -2891,18 +2285,12 @@
         </w:rPr>
         <w:t>जब क्लौदियुस ने लगभग 49 ईस्वी में यहूदियों को रोम से निकाल दिया, तब यहूदी मसीही जैसे प्रिस्किल्ला और अक्विला भी वहाँ से चले गए (</w:t>
       </w:r>
-      <w:hyperlink r:id="rId90">
-        <w:r>
-          <w:rPr>
-            <w:lang w:val="hi_IN" w:bidi="hi_IN"/>
-          </w:rPr>
-          <w:rPr>
-            <w:color w:val="0000EE"/>
-            <w:u w:val="single"/>
-          </w:rPr>
-          <w:t>प्रेरि 18:2</w:t>
-        </w:r>
-      </w:hyperlink>
+      <w:r>
+        <w:rPr>
+          <w:lang w:val="hi_IN" w:bidi="hi_IN"/>
+        </w:rPr>
+        <w:t>प्रेरि 18:2</w:t>
+      </w:r>
       <w:r>
         <w:rPr>
           <w:lang w:val="hi_IN" w:bidi="hi_IN"/>
@@ -2923,72 +2311,48 @@
         </w:rPr>
         <w:t xml:space="preserve">जैसा कि </w:t>
       </w:r>
-      <w:hyperlink r:id="rId101">
-        <w:r>
-          <w:rPr>
-            <w:lang w:val="hi_IN" w:bidi="hi_IN"/>
-          </w:rPr>
-          <w:rPr>
-            <w:color w:val="0000EE"/>
-            <w:u w:val="single"/>
-          </w:rPr>
-          <w:t>रोमियों 16</w:t>
-        </w:r>
-      </w:hyperlink>
+      <w:r>
+        <w:rPr>
+          <w:lang w:val="hi_IN" w:bidi="hi_IN"/>
+        </w:rPr>
+        <w:t>रोमियों 16</w:t>
+      </w:r>
       <w:r>
         <w:rPr>
           <w:lang w:val="hi_IN" w:bidi="hi_IN"/>
         </w:rPr>
         <w:t xml:space="preserve"> में दिखाया गया है, पौलुस के पहले से ही रोमी कलीसिया में कई मित्र थे। 60 ईस्वी के वसन्त ऋतु में, रोमियों को लिखने के लगभग दो साल बाद, पौलुस को रोम जाने का अवसर मिला—एक इच्छा जिसे उन्होंने कई बार व्यक्त किया था (</w:t>
       </w:r>
-      <w:hyperlink r:id="rId91">
-        <w:r>
-          <w:rPr>
-            <w:lang w:val="hi_IN" w:bidi="hi_IN"/>
-          </w:rPr>
-          <w:rPr>
-            <w:color w:val="0000EE"/>
-            <w:u w:val="single"/>
-          </w:rPr>
-          <w:t>प्रेरि 19:21</w:t>
-        </w:r>
-      </w:hyperlink>
+      <w:r>
+        <w:rPr>
+          <w:lang w:val="hi_IN" w:bidi="hi_IN"/>
+        </w:rPr>
+        <w:t>प्रेरि 19:21</w:t>
+      </w:r>
       <w:r>
         <w:rPr>
           <w:lang w:val="hi_IN" w:bidi="hi_IN"/>
         </w:rPr>
         <w:t xml:space="preserve">; </w:t>
       </w:r>
-      <w:hyperlink r:id="rId102">
-        <w:r>
-          <w:rPr>
-            <w:lang w:val="hi_IN" w:bidi="hi_IN"/>
-          </w:rPr>
-          <w:rPr>
-            <w:color w:val="0000EE"/>
-            <w:u w:val="single"/>
-          </w:rPr>
-          <w:t>रोम 1:13–15</w:t>
-        </w:r>
-      </w:hyperlink>
+      <w:r>
+        <w:rPr>
+          <w:lang w:val="hi_IN" w:bidi="hi_IN"/>
+        </w:rPr>
+        <w:t>रोम 1:13–15</w:t>
+      </w:r>
       <w:r>
         <w:rPr>
           <w:lang w:val="hi_IN" w:bidi="hi_IN"/>
         </w:rPr>
         <w:t>)। उन्होंने रोम में दो वर्ष एक घर में रहते हुए, रोमी सैनिकों की सुरक्षा में, और सम्राट नीरो के सामने अपने पहले मुकद्दमें की प्रतीक्षा करते हुए बिताए। इस समय के दौरान, पौलुस “बिना रोक-टोक बहुत निडर होकर परमेश्वर के राज्य का प्रचार करता और प्रभु यीशु मसीह की बातें सिखाता रहा” (</w:t>
       </w:r>
-      <w:hyperlink r:id="rId103">
-        <w:r>
-          <w:rPr>
-            <w:lang w:val="hi_IN" w:bidi="hi_IN"/>
-          </w:rPr>
-          <w:rPr>
-            <w:color w:val="0000EE"/>
-            <w:u w:val="single"/>
-          </w:rPr>
-          <w:t>प्रेरि 28:30–31</w:t>
-        </w:r>
-      </w:hyperlink>
+      <w:r>
+        <w:rPr>
+          <w:lang w:val="hi_IN" w:bidi="hi_IN"/>
+        </w:rPr>
+        <w:t>प्रेरि 28:30–31</w:t>
+      </w:r>
       <w:r>
         <w:rPr>
           <w:lang w:val="hi_IN" w:bidi="hi_IN"/>
@@ -3018,54 +2382,36 @@
           <w:lang w:val="hi_IN" w:bidi="hi_IN"/>
         </w:rPr>
       </w:r>
-      <w:hyperlink r:id="rId104">
-        <w:r>
-          <w:rPr>
-            <w:lang w:val="hi_IN" w:bidi="hi_IN"/>
-          </w:rPr>
-          <w:rPr>
-            <w:color w:val="0000EE"/>
-            <w:u w:val="single"/>
-          </w:rPr>
-          <w:t>प्रेरितों के काम 28:15–31</w:t>
-        </w:r>
-      </w:hyperlink>
+      <w:r>
+        <w:rPr>
+          <w:lang w:val="hi_IN" w:bidi="hi_IN"/>
+        </w:rPr>
+        <w:t>प्रेरितों के काम 28:15–31</w:t>
+      </w:r>
       <w:r>
         <w:rPr>
           <w:lang w:val="hi_IN" w:bidi="hi_IN"/>
         </w:rPr>
         <w:t xml:space="preserve">; </w:t>
       </w:r>
-      <w:hyperlink r:id="rId102">
-        <w:r>
-          <w:rPr>
-            <w:lang w:val="hi_IN" w:bidi="hi_IN"/>
-          </w:rPr>
-          <w:rPr>
-            <w:color w:val="0000EE"/>
-            <w:u w:val="single"/>
-          </w:rPr>
-          <w:t>रोमियों 1:13–15</w:t>
-        </w:r>
-      </w:hyperlink>
+      <w:r>
+        <w:rPr>
+          <w:lang w:val="hi_IN" w:bidi="hi_IN"/>
+        </w:rPr>
+        <w:t>रोमियों 1:13–15</w:t>
+      </w:r>
       <w:r>
         <w:rPr>
           <w:lang w:val="hi_IN" w:bidi="hi_IN"/>
         </w:rPr>
         <w:t xml:space="preserve">; </w:t>
       </w:r>
-      <w:hyperlink r:id="rId105">
-        <w:r>
-          <w:rPr>
-            <w:lang w:val="hi_IN" w:bidi="hi_IN"/>
-          </w:rPr>
-          <w:rPr>
-            <w:color w:val="0000EE"/>
-            <w:u w:val="single"/>
-          </w:rPr>
-          <w:t>16:1–16</w:t>
-        </w:r>
-      </w:hyperlink>
+      <w:r>
+        <w:rPr>
+          <w:lang w:val="hi_IN" w:bidi="hi_IN"/>
+        </w:rPr>
+        <w:t>16:1–16</w:t>
+      </w:r>
       <w:r>
         <w:rPr>
           <w:lang w:val="hi_IN" w:bidi="hi_IN"/>
@@ -3137,18 +2483,13 @@
         </w:rPr>
         <w:t xml:space="preserve">देखें </w:t>
       </w:r>
-      <w:hyperlink r:id="rId106">
-        <w:r>
-          <w:rPr>
-            <w:lang w:val="hi_IN" w:bidi="hi_IN"/>
-          </w:rPr>
-          <w:rPr>
-            <w:color w:val="0000EE"/>
-            <w:u w:val="single"/>
-          </w:rPr>
-          <w:t>लूका 2:1</w:t>
-        </w:r>
-      </w:hyperlink>
+      <w:r>
+        <w:rPr>
+          <w:i/>
+          <w:lang w:val="hi_IN" w:bidi="hi_IN"/>
+        </w:rPr>
+        <w:t>लूका 2:1</w:t>
+      </w:r>
       <w:r>
         <w:rPr>
           <w:lang w:val="hi_IN" w:bidi="hi_IN"/>
@@ -3188,37 +2529,27 @@
         </w:rPr>
         <w:t xml:space="preserve">देखिए </w:t>
       </w:r>
-      <w:hyperlink r:id="rId107">
-        <w:r>
-          <w:rPr>
-            <w:lang w:val="hi_IN" w:bidi="hi_IN"/>
-          </w:rPr>
-          <w:rPr>
-            <w:color w:val="0000EE"/>
-            <w:u w:val="single"/>
-          </w:rPr>
-          <w:t>लूका 3:1</w:t>
-        </w:r>
-      </w:hyperlink>
       <w:r>
         <w:rPr>
           <w:i/>
           <w:lang w:val="hi_IN" w:bidi="hi_IN"/>
         </w:rPr>
+        <w:t>लूका 3:1</w:t>
+      </w:r>
+      <w:r>
+        <w:rPr>
+          <w:i/>
+          <w:lang w:val="hi_IN" w:bidi="hi_IN"/>
+        </w:rPr>
         <w:t xml:space="preserve">; </w:t>
       </w:r>
-      <w:hyperlink r:id="rId108">
-        <w:r>
-          <w:rPr>
-            <w:lang w:val="hi_IN" w:bidi="hi_IN"/>
-          </w:rPr>
-          <w:rPr>
-            <w:color w:val="0000EE"/>
-            <w:u w:val="single"/>
-          </w:rPr>
-          <w:t>यूहन्ना 19:12</w:t>
-        </w:r>
-      </w:hyperlink>
+      <w:r>
+        <w:rPr>
+          <w:i/>
+          <w:lang w:val="hi_IN" w:bidi="hi_IN"/>
+        </w:rPr>
+        <w:t>यूहन्ना 19:12</w:t>
+      </w:r>
       <w:r>
         <w:rPr>
           <w:lang w:val="hi_IN" w:bidi="hi_IN"/>
@@ -3289,18 +2620,13 @@
         </w:rPr>
         <w:t xml:space="preserve">देखें </w:t>
       </w:r>
-      <w:hyperlink r:id="rId90">
-        <w:r>
-          <w:rPr>
-            <w:lang w:val="hi_IN" w:bidi="hi_IN"/>
-          </w:rPr>
-          <w:rPr>
-            <w:color w:val="0000EE"/>
-            <w:u w:val="single"/>
-          </w:rPr>
-          <w:t>प्रेरितों के काम 18:2</w:t>
-        </w:r>
-      </w:hyperlink>
+      <w:r>
+        <w:rPr>
+          <w:i/>
+          <w:lang w:val="hi_IN" w:bidi="hi_IN"/>
+        </w:rPr>
+        <w:t>प्रेरितों के काम 18:2</w:t>
+      </w:r>
       <w:r>
         <w:rPr>
           <w:lang w:val="hi_IN" w:bidi="hi_IN"/>
@@ -3340,37 +2666,27 @@
         </w:rPr>
         <w:t xml:space="preserve">देखें </w:t>
       </w:r>
-      <w:hyperlink r:id="rId109">
-        <w:r>
-          <w:rPr>
-            <w:lang w:val="hi_IN" w:bidi="hi_IN"/>
-          </w:rPr>
-          <w:rPr>
-            <w:color w:val="0000EE"/>
-            <w:u w:val="single"/>
-          </w:rPr>
-          <w:t>प्रेरितों के काम 25:11</w:t>
-        </w:r>
-      </w:hyperlink>
       <w:r>
         <w:rPr>
           <w:i/>
           <w:lang w:val="hi_IN" w:bidi="hi_IN"/>
         </w:rPr>
+        <w:t>प्रेरितों के काम 25:11</w:t>
+      </w:r>
+      <w:r>
+        <w:rPr>
+          <w:i/>
+          <w:lang w:val="hi_IN" w:bidi="hi_IN"/>
+        </w:rPr>
         <w:t xml:space="preserve">; </w:t>
       </w:r>
-      <w:hyperlink r:id="rId110">
-        <w:r>
-          <w:rPr>
-            <w:lang w:val="hi_IN" w:bidi="hi_IN"/>
-          </w:rPr>
-          <w:rPr>
-            <w:color w:val="0000EE"/>
-            <w:u w:val="single"/>
-          </w:rPr>
-          <w:t>रोमियों 13:1–7</w:t>
-        </w:r>
-      </w:hyperlink>
+      <w:r>
+        <w:rPr>
+          <w:i/>
+          <w:lang w:val="hi_IN" w:bidi="hi_IN"/>
+        </w:rPr>
+        <w:t>रोमियों 13:1–7</w:t>
+      </w:r>
       <w:r>
         <w:rPr>
           <w:lang w:val="hi_IN" w:bidi="hi_IN"/>
@@ -3475,18 +2791,12 @@
           <w:lang w:val="hi_IN" w:bidi="hi_IN"/>
         </w:rPr>
       </w:r>
-      <w:hyperlink r:id="rId111">
-        <w:r>
-          <w:rPr>
-            <w:lang w:val="hi_IN" w:bidi="hi_IN"/>
-          </w:rPr>
-          <w:rPr>
-            <w:color w:val="0000EE"/>
-            <w:u w:val="single"/>
-          </w:rPr>
-          <w:t>प्रकाशितवाक्य 17:9–11</w:t>
-        </w:r>
-      </w:hyperlink>
+      <w:r>
+        <w:rPr>
+          <w:lang w:val="hi_IN" w:bidi="hi_IN"/>
+        </w:rPr>
+        <w:t>प्रकाशितवाक्य 17:9–11</w:t>
+      </w:r>
       <w:r>
         <w:rPr>
           <w:lang w:val="hi_IN" w:bidi="hi_IN"/>
